--- a/DAY2/Assignemnt 1/Assignment 1.docx
+++ b/DAY2/Assignemnt 1/Assignment 1.docx
@@ -15,11 +15,64 @@
     </w:p>
     <w:p/>
     <w:p>
+      <w:r>
+        <w:t xml:space="preserve">The GitHub Link contains all the source codes and VCD dumps of the files and stuff : </w:t>
+      </w:r>
+    </w:p>
+    <w:p>
       <w:pPr>
         <w:pStyle w:val="ListParagraph"/>
         <w:numPr>
           <w:ilvl w:val="0"/>
           <w:numId w:val="1"/>
+        </w:numPr>
+      </w:pPr>
+      <w:hyperlink r:id="rId5" w:history="1">
+        <w:r>
+          <w:rPr>
+            <w:rStyle w:val="Hyperlink"/>
+          </w:rPr>
+          <w:t>https://github.com/ssbagi/IBM_OpenPOWER_and_SoC_Design/tree/main/DAY2/Assignemnt%201</w:t>
+        </w:r>
+      </w:hyperlink>
+      <w:r>
+        <w:t xml:space="preserve"> </w:t>
+      </w:r>
+    </w:p>
+    <w:p>
+      <w:pPr>
+        <w:pStyle w:val="ListParagraph"/>
+        <w:numPr>
+          <w:ilvl w:val="0"/>
+          <w:numId w:val="1"/>
+        </w:numPr>
+      </w:pPr>
+      <w:r>
+        <w:t xml:space="preserve">README file on this Assignment : </w:t>
+      </w:r>
+    </w:p>
+    <w:p/>
+    <w:p>
+      <w:pPr>
+        <w:rPr>
+          <w:b/>
+          <w:bCs/>
+        </w:rPr>
+      </w:pPr>
+      <w:r>
+        <w:rPr>
+          <w:b/>
+          <w:bCs/>
+        </w:rPr>
+        <w:t xml:space="preserve">Problems : </w:t>
+      </w:r>
+    </w:p>
+    <w:p>
+      <w:pPr>
+        <w:pStyle w:val="ListParagraph"/>
+        <w:numPr>
+          <w:ilvl w:val="0"/>
+          <w:numId w:val="3"/>
         </w:numPr>
       </w:pPr>
       <w:r>
@@ -171,7 +224,6 @@
     </w:p>
     <w:p>
       <w:r>
-        <w:lastRenderedPageBreak/>
         <w:t xml:space="preserve">    initial $monitor("Time = %0t | NAND GATE y = ~(a &amp; b) | y = %b", $time, y);</w:t>
       </w:r>
     </w:p>
@@ -328,7 +380,6 @@
     </w:p>
     <w:p>
       <w:r>
-        <w:lastRenderedPageBreak/>
         <w:t xml:space="preserve">    initial $monitor("Time = %0t | XOR GATE y = (a ^ b) | y = %b", $time, y);</w:t>
       </w:r>
     </w:p>
@@ -497,6 +548,7 @@
     </w:p>
     <w:p>
       <w:r>
+        <w:lastRenderedPageBreak/>
         <w:t xml:space="preserve">    initial $monitor("Time = %0t | NAND GATE y = ~(a &amp; b) | y = %b", $time, y);</w:t>
       </w:r>
     </w:p>
@@ -526,18 +578,174 @@
     </w:p>
     <w:p>
       <w:r>
+        <w:t xml:space="preserve">    output y;</w:t>
+      </w:r>
+    </w:p>
+    <w:p>
+      <w:r>
+        <w:t xml:space="preserve">    or o1(y, a, b);</w:t>
+      </w:r>
+    </w:p>
+    <w:p>
+      <w:r>
+        <w:t xml:space="preserve">    initial $monitor("Time = %0t | OR GATE y = (a | b) | y = %b", $time, y);</w:t>
+      </w:r>
+    </w:p>
+    <w:p>
+      <w:r>
+        <w:t>endmodule</w:t>
+      </w:r>
+    </w:p>
+    <w:p/>
+    <w:p>
+      <w:r>
+        <w:t xml:space="preserve">module </w:t>
+      </w:r>
+      <w:proofErr w:type="spellStart"/>
+      <w:r>
+        <w:t>nor_gate</w:t>
+      </w:r>
+      <w:proofErr w:type="spellEnd"/>
+      <w:r>
+        <w:t>(a, b, y);</w:t>
+      </w:r>
+    </w:p>
+    <w:p>
+      <w:r>
+        <w:t xml:space="preserve">    input a, b;</w:t>
+      </w:r>
+    </w:p>
+    <w:p>
+      <w:r>
+        <w:t xml:space="preserve">    output y;</w:t>
+      </w:r>
+    </w:p>
+    <w:p>
+      <w:r>
+        <w:t xml:space="preserve">    nor n2(y, a, b);</w:t>
+      </w:r>
+    </w:p>
+    <w:p>
+      <w:r>
+        <w:t xml:space="preserve">    initial $monitor("Time = %0t | NOR GATE y = ~(a | b) | y = %b", $time, y);</w:t>
+      </w:r>
+    </w:p>
+    <w:p>
+      <w:r>
+        <w:t>endmodule</w:t>
+      </w:r>
+    </w:p>
+    <w:p/>
+    <w:p>
+      <w:r>
+        <w:t xml:space="preserve">module </w:t>
+      </w:r>
+      <w:proofErr w:type="spellStart"/>
+      <w:r>
+        <w:t>not_gate</w:t>
+      </w:r>
+      <w:proofErr w:type="spellEnd"/>
+      <w:r>
+        <w:t>(a, y);</w:t>
+      </w:r>
+    </w:p>
+    <w:p>
+      <w:r>
+        <w:t xml:space="preserve">    input a;</w:t>
+      </w:r>
+    </w:p>
+    <w:p>
+      <w:r>
+        <w:t xml:space="preserve">    output y;</w:t>
+      </w:r>
+    </w:p>
+    <w:p>
+      <w:r>
+        <w:t xml:space="preserve">    not n3(y, a);</w:t>
+      </w:r>
+    </w:p>
+    <w:p>
+      <w:r>
+        <w:t xml:space="preserve">    initial $monitor("Time = %0t | NOT GATE y = (~a) | y = %b", $time, y);</w:t>
+      </w:r>
+    </w:p>
+    <w:p>
+      <w:r>
+        <w:t>endmodule</w:t>
+      </w:r>
+    </w:p>
+    <w:p/>
+    <w:p>
+      <w:r>
+        <w:t xml:space="preserve">module </w:t>
+      </w:r>
+      <w:proofErr w:type="spellStart"/>
+      <w:r>
+        <w:t>xor_gate</w:t>
+      </w:r>
+      <w:proofErr w:type="spellEnd"/>
+      <w:r>
+        <w:t>(a, b, y);</w:t>
+      </w:r>
+    </w:p>
+    <w:p>
+      <w:r>
+        <w:t xml:space="preserve">    input a, b;</w:t>
+      </w:r>
+    </w:p>
+    <w:p>
+      <w:r>
+        <w:t xml:space="preserve">    output y;</w:t>
+      </w:r>
+    </w:p>
+    <w:p>
+      <w:r>
+        <w:t xml:space="preserve">    xor x1(y, a, b);</w:t>
+      </w:r>
+    </w:p>
+    <w:p>
+      <w:r>
         <w:lastRenderedPageBreak/>
+        <w:t xml:space="preserve">    initial $monitor("Time = %0t | XOR GATE y = (a ^ b) | y = %b", $time, y);</w:t>
+      </w:r>
+    </w:p>
+    <w:p>
+      <w:r>
+        <w:t>endmodule</w:t>
+      </w:r>
+    </w:p>
+    <w:p/>
+    <w:p>
+      <w:r>
+        <w:t xml:space="preserve">module </w:t>
+      </w:r>
+      <w:proofErr w:type="spellStart"/>
+      <w:r>
+        <w:t>xnor_gate</w:t>
+      </w:r>
+      <w:proofErr w:type="spellEnd"/>
+      <w:r>
+        <w:t>(a, b, y);</w:t>
+      </w:r>
+    </w:p>
+    <w:p>
+      <w:r>
+        <w:t xml:space="preserve">    input a, b;</w:t>
+      </w:r>
+    </w:p>
+    <w:p>
+      <w:r>
         <w:t xml:space="preserve">    output y;</w:t>
       </w:r>
     </w:p>
     <w:p>
       <w:r>
-        <w:t xml:space="preserve">    or o1(y, a, b);</w:t>
-      </w:r>
-    </w:p>
-    <w:p>
-      <w:r>
-        <w:t xml:space="preserve">    initial $monitor("Time = %0t | OR GATE y = (a | b) | y = %b", $time, y);</w:t>
+        <w:t xml:space="preserve">    xnor x2(y, a, b);</w:t>
+      </w:r>
+    </w:p>
+    <w:p>
+      <w:r>
+        <w:t xml:space="preserve">    initial $monitor("Time = %0t | XNOR GATE y = ~(a ^ b) | y = %b", $time, y);</w:t>
       </w:r>
     </w:p>
     <w:p>
@@ -548,599 +756,403 @@
     <w:p/>
     <w:p>
       <w:r>
+        <w:t xml:space="preserve">Testbench : </w:t>
+      </w:r>
+    </w:p>
+    <w:p/>
+    <w:p>
+      <w:r>
+        <w:t>`ifdef DATAFLOW</w:t>
+      </w:r>
+    </w:p>
+    <w:p>
+      <w:r>
+        <w:t>    `include "</w:t>
+      </w:r>
+      <w:proofErr w:type="spellStart"/>
+      <w:r>
+        <w:t>logic_gates_dataflow.v</w:t>
+      </w:r>
+      <w:proofErr w:type="spellEnd"/>
+      <w:r>
+        <w:t>"</w:t>
+      </w:r>
+    </w:p>
+    <w:p>
+      <w:r>
+        <w:t>`else</w:t>
+      </w:r>
+    </w:p>
+    <w:p>
+      <w:r>
+        <w:t>    `include "</w:t>
+      </w:r>
+      <w:proofErr w:type="spellStart"/>
+      <w:r>
+        <w:t>logic_gates_structure.v</w:t>
+      </w:r>
+      <w:proofErr w:type="spellEnd"/>
+      <w:r>
+        <w:t>"</w:t>
+      </w:r>
+    </w:p>
+    <w:p>
+      <w:r>
+        <w:t>`endif</w:t>
+      </w:r>
+    </w:p>
+    <w:p/>
+    <w:p>
+      <w:r>
         <w:t xml:space="preserve">module </w:t>
       </w:r>
       <w:proofErr w:type="spellStart"/>
       <w:r>
+        <w:t>logic_gates_tb</w:t>
+      </w:r>
+      <w:proofErr w:type="spellEnd"/>
+      <w:r>
+        <w:t>;</w:t>
+      </w:r>
+    </w:p>
+    <w:p>
+      <w:r>
+        <w:t>    reg a, b;</w:t>
+      </w:r>
+    </w:p>
+    <w:p>
+      <w:r>
+        <w:t xml:space="preserve">    wire </w:t>
+      </w:r>
+      <w:proofErr w:type="spellStart"/>
+      <w:r>
+        <w:t>y_and</w:t>
+      </w:r>
+      <w:proofErr w:type="spellEnd"/>
+      <w:r>
+        <w:t xml:space="preserve">, </w:t>
+      </w:r>
+      <w:proofErr w:type="spellStart"/>
+      <w:r>
+        <w:t>y_nand</w:t>
+      </w:r>
+      <w:proofErr w:type="spellEnd"/>
+      <w:r>
+        <w:t xml:space="preserve">, </w:t>
+      </w:r>
+      <w:proofErr w:type="spellStart"/>
+      <w:r>
+        <w:t>y_or</w:t>
+      </w:r>
+      <w:proofErr w:type="spellEnd"/>
+      <w:r>
+        <w:t xml:space="preserve">, </w:t>
+      </w:r>
+      <w:proofErr w:type="spellStart"/>
+      <w:r>
+        <w:t>y_nor</w:t>
+      </w:r>
+      <w:proofErr w:type="spellEnd"/>
+      <w:r>
+        <w:t xml:space="preserve">, </w:t>
+      </w:r>
+      <w:proofErr w:type="spellStart"/>
+      <w:r>
+        <w:t>y_not</w:t>
+      </w:r>
+      <w:proofErr w:type="spellEnd"/>
+      <w:r>
+        <w:t xml:space="preserve">, </w:t>
+      </w:r>
+      <w:proofErr w:type="spellStart"/>
+      <w:r>
+        <w:t>y_xor</w:t>
+      </w:r>
+      <w:proofErr w:type="spellEnd"/>
+      <w:r>
+        <w:t xml:space="preserve">, </w:t>
+      </w:r>
+      <w:proofErr w:type="spellStart"/>
+      <w:r>
+        <w:t>y_xnor</w:t>
+      </w:r>
+      <w:proofErr w:type="spellEnd"/>
+      <w:r>
+        <w:t>;</w:t>
+      </w:r>
+    </w:p>
+    <w:p/>
+    <w:p>
+      <w:r>
+        <w:t xml:space="preserve">    </w:t>
+      </w:r>
+      <w:proofErr w:type="spellStart"/>
+      <w:r>
+        <w:t>and_gate</w:t>
+      </w:r>
+      <w:proofErr w:type="spellEnd"/>
+      <w:r>
+        <w:t xml:space="preserve">  </w:t>
+      </w:r>
+      <w:proofErr w:type="spellStart"/>
+      <w:r>
+        <w:t>u_and</w:t>
+      </w:r>
+      <w:proofErr w:type="spellEnd"/>
+      <w:r>
+        <w:t xml:space="preserve">  (a, b, </w:t>
+      </w:r>
+      <w:proofErr w:type="spellStart"/>
+      <w:r>
+        <w:t>y_and</w:t>
+      </w:r>
+      <w:proofErr w:type="spellEnd"/>
+      <w:r>
+        <w:t>);</w:t>
+      </w:r>
+    </w:p>
+    <w:p>
+      <w:r>
+        <w:t xml:space="preserve">    </w:t>
+      </w:r>
+      <w:proofErr w:type="spellStart"/>
+      <w:r>
+        <w:t>nand_gate</w:t>
+      </w:r>
+      <w:proofErr w:type="spellEnd"/>
+      <w:r>
+        <w:t xml:space="preserve"> </w:t>
+      </w:r>
+      <w:proofErr w:type="spellStart"/>
+      <w:r>
+        <w:t>u_nand</w:t>
+      </w:r>
+      <w:proofErr w:type="spellEnd"/>
+      <w:r>
+        <w:t xml:space="preserve"> (a, b, </w:t>
+      </w:r>
+      <w:proofErr w:type="spellStart"/>
+      <w:r>
+        <w:t>y_nand</w:t>
+      </w:r>
+      <w:proofErr w:type="spellEnd"/>
+      <w:r>
+        <w:t>);</w:t>
+      </w:r>
+    </w:p>
+    <w:p>
+      <w:r>
+        <w:t xml:space="preserve">    </w:t>
+      </w:r>
+      <w:proofErr w:type="spellStart"/>
+      <w:r>
+        <w:t>or_gate</w:t>
+      </w:r>
+      <w:proofErr w:type="spellEnd"/>
+      <w:r>
+        <w:t xml:space="preserve">   </w:t>
+      </w:r>
+      <w:proofErr w:type="spellStart"/>
+      <w:r>
+        <w:t>u_or</w:t>
+      </w:r>
+      <w:proofErr w:type="spellEnd"/>
+      <w:r>
+        <w:t xml:space="preserve">   (a, b, </w:t>
+      </w:r>
+      <w:proofErr w:type="spellStart"/>
+      <w:r>
+        <w:t>y_or</w:t>
+      </w:r>
+      <w:proofErr w:type="spellEnd"/>
+      <w:r>
+        <w:t>);</w:t>
+      </w:r>
+    </w:p>
+    <w:p>
+      <w:r>
+        <w:t xml:space="preserve">    </w:t>
+      </w:r>
+      <w:proofErr w:type="spellStart"/>
+      <w:r>
         <w:t>nor_gate</w:t>
       </w:r>
       <w:proofErr w:type="spellEnd"/>
       <w:r>
-        <w:t>(a, b, y);</w:t>
-      </w:r>
-    </w:p>
-    <w:p>
-      <w:r>
-        <w:t xml:space="preserve">    input a, b;</w:t>
-      </w:r>
-    </w:p>
-    <w:p>
-      <w:r>
-        <w:t xml:space="preserve">    output y;</w:t>
-      </w:r>
-    </w:p>
-    <w:p>
-      <w:r>
-        <w:t xml:space="preserve">    nor n2(y, a, b);</w:t>
-      </w:r>
-    </w:p>
-    <w:p>
-      <w:r>
-        <w:t xml:space="preserve">    initial $monitor("Time = %0t | NOR GATE y = ~(a | b) | y = %b", $time, y);</w:t>
+        <w:t xml:space="preserve">  </w:t>
+      </w:r>
+      <w:proofErr w:type="spellStart"/>
+      <w:r>
+        <w:t>u_nor</w:t>
+      </w:r>
+      <w:proofErr w:type="spellEnd"/>
+      <w:r>
+        <w:t xml:space="preserve">  (a, b, </w:t>
+      </w:r>
+      <w:proofErr w:type="spellStart"/>
+      <w:r>
+        <w:t>y_nor</w:t>
+      </w:r>
+      <w:proofErr w:type="spellEnd"/>
+      <w:r>
+        <w:t>);</w:t>
+      </w:r>
+    </w:p>
+    <w:p>
+      <w:r>
+        <w:t xml:space="preserve">    </w:t>
+      </w:r>
+      <w:proofErr w:type="spellStart"/>
+      <w:r>
+        <w:t>not_gate</w:t>
+      </w:r>
+      <w:proofErr w:type="spellEnd"/>
+      <w:r>
+        <w:t xml:space="preserve">  </w:t>
+      </w:r>
+      <w:proofErr w:type="spellStart"/>
+      <w:r>
+        <w:t>u_not</w:t>
+      </w:r>
+      <w:proofErr w:type="spellEnd"/>
+      <w:r>
+        <w:t xml:space="preserve">  (a, </w:t>
+      </w:r>
+      <w:proofErr w:type="spellStart"/>
+      <w:r>
+        <w:t>y_not</w:t>
+      </w:r>
+      <w:proofErr w:type="spellEnd"/>
+      <w:r>
+        <w:t>);</w:t>
+      </w:r>
+    </w:p>
+    <w:p>
+      <w:r>
+        <w:t xml:space="preserve">    </w:t>
+      </w:r>
+      <w:proofErr w:type="spellStart"/>
+      <w:r>
+        <w:t>xor_gate</w:t>
+      </w:r>
+      <w:proofErr w:type="spellEnd"/>
+      <w:r>
+        <w:t xml:space="preserve">  </w:t>
+      </w:r>
+      <w:proofErr w:type="spellStart"/>
+      <w:r>
+        <w:t>u_xor</w:t>
+      </w:r>
+      <w:proofErr w:type="spellEnd"/>
+      <w:r>
+        <w:t xml:space="preserve">  (a, b, </w:t>
+      </w:r>
+      <w:proofErr w:type="spellStart"/>
+      <w:r>
+        <w:t>y_xor</w:t>
+      </w:r>
+      <w:proofErr w:type="spellEnd"/>
+      <w:r>
+        <w:t>);</w:t>
+      </w:r>
+    </w:p>
+    <w:p>
+      <w:r>
+        <w:lastRenderedPageBreak/>
+        <w:t xml:space="preserve">    </w:t>
+      </w:r>
+      <w:proofErr w:type="spellStart"/>
+      <w:r>
+        <w:t>xnor_gate</w:t>
+      </w:r>
+      <w:proofErr w:type="spellEnd"/>
+      <w:r>
+        <w:t xml:space="preserve"> </w:t>
+      </w:r>
+      <w:proofErr w:type="spellStart"/>
+      <w:r>
+        <w:t>u_xnor</w:t>
+      </w:r>
+      <w:proofErr w:type="spellEnd"/>
+      <w:r>
+        <w:t xml:space="preserve"> (a, b, </w:t>
+      </w:r>
+      <w:proofErr w:type="spellStart"/>
+      <w:r>
+        <w:t>y_xnor</w:t>
+      </w:r>
+      <w:proofErr w:type="spellEnd"/>
+      <w:r>
+        <w:t>);</w:t>
+      </w:r>
+    </w:p>
+    <w:p/>
+    <w:p>
+      <w:r>
+        <w:t>    initial begin</w:t>
+      </w:r>
+    </w:p>
+    <w:p>
+      <w:r>
+        <w:t>        $dumpfile("</w:t>
+      </w:r>
+      <w:proofErr w:type="spellStart"/>
+      <w:r>
+        <w:t>logic_gates_tb.vcd</w:t>
+      </w:r>
+      <w:proofErr w:type="spellEnd"/>
+      <w:r>
+        <w:t>");</w:t>
+      </w:r>
+    </w:p>
+    <w:p>
+      <w:r>
+        <w:t xml:space="preserve">        $dumpvars(0, </w:t>
+      </w:r>
+      <w:proofErr w:type="spellStart"/>
+      <w:r>
+        <w:t>logic_gates_tb</w:t>
+      </w:r>
+      <w:proofErr w:type="spellEnd"/>
+      <w:r>
+        <w:t>);</w:t>
+      </w:r>
+    </w:p>
+    <w:p/>
+    <w:p>
+      <w:r>
+        <w:t>        a = 0; b = 0;</w:t>
+      </w:r>
+    </w:p>
+    <w:p>
+      <w:r>
+        <w:t>        #10 a = 0; b = 1;</w:t>
+      </w:r>
+    </w:p>
+    <w:p>
+      <w:r>
+        <w:t>        #10 a = 1; b = 0;</w:t>
+      </w:r>
+    </w:p>
+    <w:p>
+      <w:r>
+        <w:t>        #10 a = 1; b = 1;</w:t>
+      </w:r>
+    </w:p>
+    <w:p>
+      <w:r>
+        <w:t>        #10 $finish;</w:t>
+      </w:r>
+    </w:p>
+    <w:p>
+      <w:r>
+        <w:t>    end</w:t>
       </w:r>
     </w:p>
     <w:p>
       <w:r>
         <w:t>endmodule</w:t>
       </w:r>
-    </w:p>
-    <w:p/>
-    <w:p>
-      <w:r>
-        <w:t xml:space="preserve">module </w:t>
-      </w:r>
-      <w:proofErr w:type="spellStart"/>
-      <w:r>
-        <w:t>not_gate</w:t>
-      </w:r>
-      <w:proofErr w:type="spellEnd"/>
-      <w:r>
-        <w:t>(a, y);</w:t>
-      </w:r>
-    </w:p>
-    <w:p>
-      <w:r>
-        <w:t xml:space="preserve">    input a;</w:t>
-      </w:r>
-    </w:p>
-    <w:p>
-      <w:r>
-        <w:t xml:space="preserve">    output y;</w:t>
-      </w:r>
-    </w:p>
-    <w:p>
-      <w:r>
-        <w:t xml:space="preserve">    not n3(y, a);</w:t>
-      </w:r>
-    </w:p>
-    <w:p>
-      <w:r>
-        <w:t xml:space="preserve">    initial $monitor("Time = %0t | NOT GATE y = (~a) | y = %b", $time, y);</w:t>
-      </w:r>
-    </w:p>
-    <w:p>
-      <w:r>
-        <w:t>endmodule</w:t>
-      </w:r>
-    </w:p>
-    <w:p/>
-    <w:p>
-      <w:r>
-        <w:t xml:space="preserve">module </w:t>
-      </w:r>
-      <w:proofErr w:type="spellStart"/>
-      <w:r>
-        <w:t>xor_gate</w:t>
-      </w:r>
-      <w:proofErr w:type="spellEnd"/>
-      <w:r>
-        <w:t>(a, b, y);</w:t>
-      </w:r>
-    </w:p>
-    <w:p>
-      <w:r>
-        <w:t xml:space="preserve">    input a, b;</w:t>
-      </w:r>
-    </w:p>
-    <w:p>
-      <w:r>
-        <w:t xml:space="preserve">    output y;</w:t>
-      </w:r>
-    </w:p>
-    <w:p>
-      <w:r>
-        <w:t xml:space="preserve">    xor x1(y, a, b);</w:t>
-      </w:r>
-    </w:p>
-    <w:p>
-      <w:r>
-        <w:t xml:space="preserve">    initial $monitor("Time = %0t | XOR GATE y = (a ^ b) | y = %b", $time, y);</w:t>
-      </w:r>
-    </w:p>
-    <w:p>
-      <w:r>
-        <w:t>endmodule</w:t>
-      </w:r>
-    </w:p>
-    <w:p/>
-    <w:p>
-      <w:r>
-        <w:t xml:space="preserve">module </w:t>
-      </w:r>
-      <w:proofErr w:type="spellStart"/>
-      <w:r>
-        <w:t>xnor_gate</w:t>
-      </w:r>
-      <w:proofErr w:type="spellEnd"/>
-      <w:r>
-        <w:t>(a, b, y);</w:t>
-      </w:r>
-    </w:p>
-    <w:p>
-      <w:r>
-        <w:t xml:space="preserve">    input a, b;</w:t>
-      </w:r>
-    </w:p>
-    <w:p>
-      <w:r>
-        <w:lastRenderedPageBreak/>
-        <w:t xml:space="preserve">    output y;</w:t>
-      </w:r>
-    </w:p>
-    <w:p>
-      <w:r>
-        <w:t xml:space="preserve">    xnor x2(y, a, b);</w:t>
-      </w:r>
-    </w:p>
-    <w:p>
-      <w:r>
-        <w:t xml:space="preserve">    initial $monitor("Time = %0t | XNOR GATE y = ~(a ^ b) | y = %b", $time, y);</w:t>
-      </w:r>
-    </w:p>
-    <w:p>
-      <w:r>
-        <w:t>endmodule</w:t>
-      </w:r>
-    </w:p>
-    <w:p/>
-    <w:p>
-      <w:r>
-        <w:t xml:space="preserve">Testbench : </w:t>
-      </w:r>
-    </w:p>
-    <w:p/>
-    <w:p>
-      <w:r>
-        <w:t>`ifdef DATAFLOW</w:t>
-      </w:r>
-    </w:p>
-    <w:p>
-      <w:r>
-        <w:t>    `include "</w:t>
-      </w:r>
-      <w:proofErr w:type="spellStart"/>
-      <w:r>
-        <w:t>logic_gates_dataflow.v</w:t>
-      </w:r>
-      <w:proofErr w:type="spellEnd"/>
-      <w:r>
-        <w:t>"</w:t>
-      </w:r>
-    </w:p>
-    <w:p>
-      <w:r>
-        <w:t>`else</w:t>
-      </w:r>
-    </w:p>
-    <w:p>
-      <w:r>
-        <w:t>    `include "</w:t>
-      </w:r>
-      <w:proofErr w:type="spellStart"/>
-      <w:r>
-        <w:t>logic_gates_structure.v</w:t>
-      </w:r>
-      <w:proofErr w:type="spellEnd"/>
-      <w:r>
-        <w:t>"</w:t>
-      </w:r>
-    </w:p>
-    <w:p>
-      <w:r>
-        <w:t>`endif</w:t>
-      </w:r>
-    </w:p>
-    <w:p/>
-    <w:p>
-      <w:r>
-        <w:t xml:space="preserve">module </w:t>
-      </w:r>
-      <w:proofErr w:type="spellStart"/>
-      <w:r>
-        <w:t>logic_gates_tb</w:t>
-      </w:r>
-      <w:proofErr w:type="spellEnd"/>
-      <w:r>
-        <w:t>;</w:t>
-      </w:r>
-    </w:p>
-    <w:p>
-      <w:r>
-        <w:t>    reg a, b;</w:t>
-      </w:r>
-    </w:p>
-    <w:p>
-      <w:r>
-        <w:t xml:space="preserve">    wire </w:t>
-      </w:r>
-      <w:proofErr w:type="spellStart"/>
-      <w:r>
-        <w:t>y_and</w:t>
-      </w:r>
-      <w:proofErr w:type="spellEnd"/>
-      <w:r>
-        <w:t xml:space="preserve">, </w:t>
-      </w:r>
-      <w:proofErr w:type="spellStart"/>
-      <w:r>
-        <w:t>y_nand</w:t>
-      </w:r>
-      <w:proofErr w:type="spellEnd"/>
-      <w:r>
-        <w:t xml:space="preserve">, </w:t>
-      </w:r>
-      <w:proofErr w:type="spellStart"/>
-      <w:r>
-        <w:t>y_or</w:t>
-      </w:r>
-      <w:proofErr w:type="spellEnd"/>
-      <w:r>
-        <w:t xml:space="preserve">, </w:t>
-      </w:r>
-      <w:proofErr w:type="spellStart"/>
-      <w:r>
-        <w:t>y_nor</w:t>
-      </w:r>
-      <w:proofErr w:type="spellEnd"/>
-      <w:r>
-        <w:t xml:space="preserve">, </w:t>
-      </w:r>
-      <w:proofErr w:type="spellStart"/>
-      <w:r>
-        <w:t>y_not</w:t>
-      </w:r>
-      <w:proofErr w:type="spellEnd"/>
-      <w:r>
-        <w:t xml:space="preserve">, </w:t>
-      </w:r>
-      <w:proofErr w:type="spellStart"/>
-      <w:r>
-        <w:t>y_xor</w:t>
-      </w:r>
-      <w:proofErr w:type="spellEnd"/>
-      <w:r>
-        <w:t xml:space="preserve">, </w:t>
-      </w:r>
-      <w:proofErr w:type="spellStart"/>
-      <w:r>
-        <w:t>y_xnor</w:t>
-      </w:r>
-      <w:proofErr w:type="spellEnd"/>
-      <w:r>
-        <w:t>;</w:t>
-      </w:r>
-    </w:p>
-    <w:p/>
-    <w:p>
-      <w:r>
-        <w:t xml:space="preserve">    </w:t>
-      </w:r>
-      <w:proofErr w:type="spellStart"/>
-      <w:r>
-        <w:t>and_gate</w:t>
-      </w:r>
-      <w:proofErr w:type="spellEnd"/>
-      <w:r>
-        <w:t xml:space="preserve">  </w:t>
-      </w:r>
-      <w:proofErr w:type="spellStart"/>
-      <w:r>
-        <w:t>u_and</w:t>
-      </w:r>
-      <w:proofErr w:type="spellEnd"/>
-      <w:r>
-        <w:t xml:space="preserve">  (a, b, </w:t>
-      </w:r>
-      <w:proofErr w:type="spellStart"/>
-      <w:r>
-        <w:t>y_and</w:t>
-      </w:r>
-      <w:proofErr w:type="spellEnd"/>
-      <w:r>
-        <w:t>);</w:t>
-      </w:r>
-    </w:p>
-    <w:p>
-      <w:r>
-        <w:t xml:space="preserve">    </w:t>
-      </w:r>
-      <w:proofErr w:type="spellStart"/>
-      <w:r>
-        <w:t>nand_gate</w:t>
-      </w:r>
-      <w:proofErr w:type="spellEnd"/>
-      <w:r>
-        <w:t xml:space="preserve"> </w:t>
-      </w:r>
-      <w:proofErr w:type="spellStart"/>
-      <w:r>
-        <w:t>u_nand</w:t>
-      </w:r>
-      <w:proofErr w:type="spellEnd"/>
-      <w:r>
-        <w:t xml:space="preserve"> (a, b, </w:t>
-      </w:r>
-      <w:proofErr w:type="spellStart"/>
-      <w:r>
-        <w:t>y_nand</w:t>
-      </w:r>
-      <w:proofErr w:type="spellEnd"/>
-      <w:r>
-        <w:t>);</w:t>
-      </w:r>
-    </w:p>
-    <w:p>
-      <w:r>
-        <w:t xml:space="preserve">    </w:t>
-      </w:r>
-      <w:proofErr w:type="spellStart"/>
-      <w:r>
-        <w:t>or_gate</w:t>
-      </w:r>
-      <w:proofErr w:type="spellEnd"/>
-      <w:r>
-        <w:t xml:space="preserve">   </w:t>
-      </w:r>
-      <w:proofErr w:type="spellStart"/>
-      <w:r>
-        <w:t>u_or</w:t>
-      </w:r>
-      <w:proofErr w:type="spellEnd"/>
-      <w:r>
-        <w:t xml:space="preserve">   (a, b, </w:t>
-      </w:r>
-      <w:proofErr w:type="spellStart"/>
-      <w:r>
-        <w:t>y_or</w:t>
-      </w:r>
-      <w:proofErr w:type="spellEnd"/>
-      <w:r>
-        <w:t>);</w:t>
-      </w:r>
-    </w:p>
-    <w:p>
-      <w:r>
-        <w:t xml:space="preserve">    </w:t>
-      </w:r>
-      <w:proofErr w:type="spellStart"/>
-      <w:r>
-        <w:t>nor_gate</w:t>
-      </w:r>
-      <w:proofErr w:type="spellEnd"/>
-      <w:r>
-        <w:t xml:space="preserve">  </w:t>
-      </w:r>
-      <w:proofErr w:type="spellStart"/>
-      <w:r>
-        <w:t>u_nor</w:t>
-      </w:r>
-      <w:proofErr w:type="spellEnd"/>
-      <w:r>
-        <w:t xml:space="preserve">  (a, b, </w:t>
-      </w:r>
-      <w:proofErr w:type="spellStart"/>
-      <w:r>
-        <w:t>y_nor</w:t>
-      </w:r>
-      <w:proofErr w:type="spellEnd"/>
-      <w:r>
-        <w:t>);</w:t>
-      </w:r>
-    </w:p>
-    <w:p>
-      <w:r>
-        <w:t xml:space="preserve">    </w:t>
-      </w:r>
-      <w:proofErr w:type="spellStart"/>
-      <w:r>
-        <w:t>not_gate</w:t>
-      </w:r>
-      <w:proofErr w:type="spellEnd"/>
-      <w:r>
-        <w:t xml:space="preserve">  </w:t>
-      </w:r>
-      <w:proofErr w:type="spellStart"/>
-      <w:r>
-        <w:t>u_not</w:t>
-      </w:r>
-      <w:proofErr w:type="spellEnd"/>
-      <w:r>
-        <w:t xml:space="preserve">  (a, </w:t>
-      </w:r>
-      <w:proofErr w:type="spellStart"/>
-      <w:r>
-        <w:t>y_not</w:t>
-      </w:r>
-      <w:proofErr w:type="spellEnd"/>
-      <w:r>
-        <w:t>);</w:t>
-      </w:r>
-    </w:p>
-    <w:p>
-      <w:r>
-        <w:t xml:space="preserve">    </w:t>
-      </w:r>
-      <w:proofErr w:type="spellStart"/>
-      <w:r>
-        <w:t>xor_gate</w:t>
-      </w:r>
-      <w:proofErr w:type="spellEnd"/>
-      <w:r>
-        <w:t xml:space="preserve">  </w:t>
-      </w:r>
-      <w:proofErr w:type="spellStart"/>
-      <w:r>
-        <w:t>u_xor</w:t>
-      </w:r>
-      <w:proofErr w:type="spellEnd"/>
-      <w:r>
-        <w:t xml:space="preserve">  (a, b, </w:t>
-      </w:r>
-      <w:proofErr w:type="spellStart"/>
-      <w:r>
-        <w:t>y_xor</w:t>
-      </w:r>
-      <w:proofErr w:type="spellEnd"/>
-      <w:r>
-        <w:t>);</w:t>
-      </w:r>
-    </w:p>
-    <w:p>
-      <w:r>
-        <w:t xml:space="preserve">    </w:t>
-      </w:r>
-      <w:proofErr w:type="spellStart"/>
-      <w:r>
-        <w:t>xnor_gate</w:t>
-      </w:r>
-      <w:proofErr w:type="spellEnd"/>
-      <w:r>
-        <w:t xml:space="preserve"> </w:t>
-      </w:r>
-      <w:proofErr w:type="spellStart"/>
-      <w:r>
-        <w:t>u_xnor</w:t>
-      </w:r>
-      <w:proofErr w:type="spellEnd"/>
-      <w:r>
-        <w:t xml:space="preserve"> (a, b, </w:t>
-      </w:r>
-      <w:proofErr w:type="spellStart"/>
-      <w:r>
-        <w:t>y_xnor</w:t>
-      </w:r>
-      <w:proofErr w:type="spellEnd"/>
-      <w:r>
-        <w:t>);</w:t>
-      </w:r>
-    </w:p>
-    <w:p/>
-    <w:p>
-      <w:r>
-        <w:t>    initial begin</w:t>
-      </w:r>
-    </w:p>
-    <w:p>
-      <w:r>
-        <w:t>        $dumpfile("</w:t>
-      </w:r>
-      <w:proofErr w:type="spellStart"/>
-      <w:r>
-        <w:t>logic_gates_tb.vcd</w:t>
-      </w:r>
-      <w:proofErr w:type="spellEnd"/>
-      <w:r>
-        <w:t>");</w:t>
-      </w:r>
-    </w:p>
-    <w:p>
-      <w:r>
-        <w:t xml:space="preserve">        $dumpvars(0, </w:t>
-      </w:r>
-      <w:proofErr w:type="spellStart"/>
-      <w:r>
-        <w:t>logic_gates_tb</w:t>
-      </w:r>
-      <w:proofErr w:type="spellEnd"/>
-      <w:r>
-        <w:t>);</w:t>
-      </w:r>
-    </w:p>
-    <w:p/>
-    <w:p>
-      <w:r>
-        <w:t>        a = 0; b = 0;</w:t>
-      </w:r>
-    </w:p>
-    <w:p>
-      <w:r>
-        <w:t>        #10 a = 0; b = 1;</w:t>
-      </w:r>
-    </w:p>
-    <w:p>
-      <w:r>
-        <w:t>        #10 a = 1; b = 0;</w:t>
-      </w:r>
-    </w:p>
-    <w:p>
-      <w:r>
-        <w:t>        #10 a = 1; b = 1;</w:t>
-      </w:r>
-    </w:p>
-    <w:p>
-      <w:r>
-        <w:t>        #10 $finish;</w:t>
-      </w:r>
-    </w:p>
-    <w:p>
-      <w:r>
-        <w:t>    end</w:t>
-      </w:r>
-    </w:p>
-    <w:p>
-      <w:r>
-        <w:t>endmodule</w:t>
-      </w:r>
-    </w:p>
-    <w:p>
-      <w:pPr>
-        <w:rPr>
-          <w:b/>
-          <w:bCs/>
-        </w:rPr>
-      </w:pPr>
-    </w:p>
-    <w:p>
-      <w:pPr>
-        <w:rPr>
-          <w:b/>
-          <w:bCs/>
-        </w:rPr>
-      </w:pPr>
-    </w:p>
-    <w:p>
-      <w:pPr>
-        <w:rPr>
-          <w:b/>
-          <w:bCs/>
-        </w:rPr>
-      </w:pPr>
-    </w:p>
-    <w:p>
-      <w:pPr>
-        <w:rPr>
-          <w:b/>
-          <w:bCs/>
-        </w:rPr>
-      </w:pPr>
-    </w:p>
-    <w:p>
-      <w:pPr>
-        <w:rPr>
-          <w:b/>
-          <w:bCs/>
-        </w:rPr>
-      </w:pPr>
     </w:p>
     <w:p>
       <w:pPr>
@@ -1314,65 +1326,6 @@
                 <pic:pic xmlns:pic="http://schemas.openxmlformats.org/drawingml/2006/picture">
                   <pic:nvPicPr>
                     <pic:cNvPr id="358667250" name=""/>
-                    <pic:cNvPicPr/>
-                  </pic:nvPicPr>
-                  <pic:blipFill>
-                    <a:blip r:embed="rId5"/>
-                    <a:stretch>
-                      <a:fillRect/>
-                    </a:stretch>
-                  </pic:blipFill>
-                  <pic:spPr>
-                    <a:xfrm>
-                      <a:off x="0" y="0"/>
-                      <a:ext cx="5731510" cy="3220085"/>
-                    </a:xfrm>
-                    <a:prstGeom prst="rect">
-                      <a:avLst/>
-                    </a:prstGeom>
-                  </pic:spPr>
-                </pic:pic>
-              </a:graphicData>
-            </a:graphic>
-          </wp:inline>
-        </w:drawing>
-      </w:r>
-    </w:p>
-    <w:p>
-      <w:pPr>
-        <w:rPr>
-          <w:b/>
-          <w:bCs/>
-        </w:rPr>
-      </w:pPr>
-      <w:r>
-        <w:rPr>
-          <w:b/>
-          <w:bCs/>
-        </w:rPr>
-        <w:t xml:space="preserve">From the Testbench driven : </w:t>
-      </w:r>
-    </w:p>
-    <w:p>
-      <w:r>
-        <w:t xml:space="preserve">Every 10ns there is event change in the inputs a and b. The output changes based on the gates and stuff. </w:t>
-      </w:r>
-    </w:p>
-    <w:p>
-      <w:r>
-        <w:drawing>
-          <wp:inline distT="0" distB="0" distL="0" distR="0" wp14:anchorId="30F0D13F" wp14:editId="547A1C35">
-            <wp:extent cx="5731510" cy="3220085"/>
-            <wp:effectExtent l="0" t="0" r="2540" b="0"/>
-            <wp:docPr id="378160157" name="Picture 1"/>
-            <wp:cNvGraphicFramePr>
-              <a:graphicFrameLocks xmlns:a="http://schemas.openxmlformats.org/drawingml/2006/main" noChangeAspect="1"/>
-            </wp:cNvGraphicFramePr>
-            <a:graphic xmlns:a="http://schemas.openxmlformats.org/drawingml/2006/main">
-              <a:graphicData uri="http://schemas.openxmlformats.org/drawingml/2006/picture">
-                <pic:pic xmlns:pic="http://schemas.openxmlformats.org/drawingml/2006/picture">
-                  <pic:nvPicPr>
-                    <pic:cNvPr id="378160157" name=""/>
                     <pic:cNvPicPr/>
                   </pic:nvPicPr>
                   <pic:blipFill>
@@ -1398,878 +1351,32 @@
       </w:r>
     </w:p>
     <w:p>
-      <w:r>
-        <w:lastRenderedPageBreak/>
-        <w:t>Q2. Design a 2:1 Multiplexer using Verilog HDL in different modeling styles.</w:t>
-      </w:r>
-    </w:p>
-    <w:p>
-      <w:pPr>
-        <w:pStyle w:val="ListParagraph"/>
-        <w:numPr>
-          <w:ilvl w:val="0"/>
-          <w:numId w:val="2"/>
-        </w:numPr>
-      </w:pPr>
-      <w:r>
-        <w:t>Dataflow Modeling using continuous assignment (assign) statement.</w:t>
-      </w:r>
-      <w:r>
-        <w:t xml:space="preserve"> </w:t>
-      </w:r>
-    </w:p>
-    <w:p>
-      <w:pPr>
-        <w:pStyle w:val="ListParagraph"/>
-      </w:pPr>
-      <w:r>
-        <w:t>module mux_2_to_1_behavioral (</w:t>
-      </w:r>
-    </w:p>
-    <w:p>
-      <w:pPr>
-        <w:pStyle w:val="ListParagraph"/>
-      </w:pPr>
-      <w:r>
-        <w:t xml:space="preserve">    input wire a,</w:t>
-      </w:r>
-    </w:p>
-    <w:p>
-      <w:pPr>
-        <w:pStyle w:val="ListParagraph"/>
-      </w:pPr>
-      <w:r>
-        <w:t xml:space="preserve">    input wire b,</w:t>
-      </w:r>
-    </w:p>
-    <w:p>
-      <w:pPr>
-        <w:pStyle w:val="ListParagraph"/>
-      </w:pPr>
-      <w:r>
-        <w:t xml:space="preserve">    input wire sel,</w:t>
-      </w:r>
-    </w:p>
-    <w:p>
-      <w:pPr>
-        <w:pStyle w:val="ListParagraph"/>
-      </w:pPr>
-      <w:r>
-        <w:t xml:space="preserve">    output reg y</w:t>
-      </w:r>
-    </w:p>
-    <w:p>
-      <w:pPr>
-        <w:pStyle w:val="ListParagraph"/>
-      </w:pPr>
-      <w:r>
-        <w:t>);</w:t>
-      </w:r>
-    </w:p>
-    <w:p>
-      <w:pPr>
-        <w:pStyle w:val="ListParagraph"/>
-      </w:pPr>
-    </w:p>
-    <w:p>
-      <w:pPr>
-        <w:pStyle w:val="ListParagraph"/>
-      </w:pPr>
-      <w:r>
-        <w:t xml:space="preserve">    always @(sel, a, b) begin</w:t>
-      </w:r>
-    </w:p>
-    <w:p>
-      <w:pPr>
-        <w:pStyle w:val="ListParagraph"/>
-      </w:pPr>
-      <w:r>
-        <w:t xml:space="preserve">        if (sel)</w:t>
-      </w:r>
-    </w:p>
-    <w:p>
-      <w:pPr>
-        <w:pStyle w:val="ListParagraph"/>
-      </w:pPr>
-      <w:r>
-        <w:t xml:space="preserve">            y = a;</w:t>
-      </w:r>
-    </w:p>
-    <w:p>
-      <w:pPr>
-        <w:pStyle w:val="ListParagraph"/>
-      </w:pPr>
-      <w:r>
-        <w:t xml:space="preserve">        else</w:t>
-      </w:r>
-    </w:p>
-    <w:p>
-      <w:pPr>
-        <w:pStyle w:val="ListParagraph"/>
-      </w:pPr>
-      <w:r>
-        <w:t xml:space="preserve">            y = b;</w:t>
-      </w:r>
-    </w:p>
-    <w:p>
-      <w:pPr>
-        <w:pStyle w:val="ListParagraph"/>
-      </w:pPr>
-      <w:r>
-        <w:t xml:space="preserve">    end</w:t>
-      </w:r>
-    </w:p>
-    <w:p>
-      <w:pPr>
-        <w:pStyle w:val="ListParagraph"/>
-      </w:pPr>
-    </w:p>
-    <w:p>
-      <w:pPr>
-        <w:pStyle w:val="ListParagraph"/>
-      </w:pPr>
-      <w:r>
-        <w:t>endmodule</w:t>
-      </w:r>
-    </w:p>
-    <w:p>
-      <w:pPr>
-        <w:pStyle w:val="ListParagraph"/>
-      </w:pPr>
-    </w:p>
-    <w:p>
-      <w:pPr>
-        <w:pStyle w:val="ListParagraph"/>
-        <w:numPr>
-          <w:ilvl w:val="0"/>
-          <w:numId w:val="2"/>
-        </w:numPr>
-      </w:pPr>
-      <w:r>
-        <w:t>Dataflow Modeling using the conditional (?:) operator.</w:t>
-      </w:r>
-    </w:p>
-    <w:p>
-      <w:pPr>
-        <w:pStyle w:val="ListParagraph"/>
-      </w:pPr>
-      <w:r>
-        <w:t>module mux_2_to_1_behavioral (</w:t>
-      </w:r>
-    </w:p>
-    <w:p>
-      <w:pPr>
-        <w:pStyle w:val="ListParagraph"/>
-      </w:pPr>
-      <w:r>
-        <w:t xml:space="preserve">    input wire a,</w:t>
-      </w:r>
-    </w:p>
-    <w:p>
-      <w:pPr>
-        <w:pStyle w:val="ListParagraph"/>
-      </w:pPr>
-      <w:r>
-        <w:t xml:space="preserve">    input wire b,</w:t>
-      </w:r>
-    </w:p>
-    <w:p>
-      <w:pPr>
-        <w:pStyle w:val="ListParagraph"/>
-      </w:pPr>
-      <w:r>
-        <w:t xml:space="preserve">    input wire sel,</w:t>
-      </w:r>
-    </w:p>
-    <w:p>
-      <w:pPr>
-        <w:pStyle w:val="ListParagraph"/>
-      </w:pPr>
-      <w:r>
-        <w:t xml:space="preserve">    output reg y</w:t>
-      </w:r>
-    </w:p>
-    <w:p>
-      <w:pPr>
-        <w:pStyle w:val="ListParagraph"/>
-      </w:pPr>
-      <w:r>
-        <w:t>);</w:t>
-      </w:r>
-    </w:p>
-    <w:p>
-      <w:pPr>
-        <w:pStyle w:val="ListParagraph"/>
-      </w:pPr>
-    </w:p>
-    <w:p>
-      <w:pPr>
-        <w:pStyle w:val="ListParagraph"/>
-      </w:pPr>
-      <w:r>
-        <w:t xml:space="preserve">    always @(sel, a, b) begin</w:t>
-      </w:r>
-    </w:p>
-    <w:p>
-      <w:pPr>
-        <w:pStyle w:val="ListParagraph"/>
-      </w:pPr>
-      <w:r>
-        <w:t xml:space="preserve">        if (sel)</w:t>
-      </w:r>
-    </w:p>
-    <w:p>
-      <w:pPr>
-        <w:pStyle w:val="ListParagraph"/>
-      </w:pPr>
-      <w:r>
-        <w:t xml:space="preserve">            y = a;</w:t>
-      </w:r>
-    </w:p>
-    <w:p>
-      <w:pPr>
-        <w:pStyle w:val="ListParagraph"/>
-      </w:pPr>
-      <w:r>
-        <w:t xml:space="preserve">        else</w:t>
-      </w:r>
-    </w:p>
-    <w:p>
-      <w:pPr>
-        <w:pStyle w:val="ListParagraph"/>
-      </w:pPr>
-      <w:r>
-        <w:t xml:space="preserve">            y = b;</w:t>
-      </w:r>
-    </w:p>
-    <w:p>
-      <w:pPr>
-        <w:pStyle w:val="ListParagraph"/>
-      </w:pPr>
-      <w:r>
-        <w:t xml:space="preserve">    end</w:t>
-      </w:r>
-    </w:p>
-    <w:p>
-      <w:pPr>
-        <w:pStyle w:val="ListParagraph"/>
-      </w:pPr>
-    </w:p>
-    <w:p>
-      <w:pPr>
-        <w:pStyle w:val="ListParagraph"/>
-      </w:pPr>
-      <w:r>
-        <w:t>endmodule</w:t>
-      </w:r>
-    </w:p>
-    <w:p>
-      <w:pPr>
-        <w:pStyle w:val="ListParagraph"/>
-      </w:pPr>
-    </w:p>
-    <w:p>
-      <w:pPr>
-        <w:pStyle w:val="ListParagraph"/>
-        <w:numPr>
-          <w:ilvl w:val="0"/>
-          <w:numId w:val="2"/>
-        </w:numPr>
-      </w:pPr>
-      <w:r>
-        <w:t>Behavioural</w:t>
-      </w:r>
-      <w:r>
-        <w:t xml:space="preserve"> Modeling using always block.</w:t>
-      </w:r>
-    </w:p>
-    <w:p>
-      <w:pPr>
-        <w:pStyle w:val="ListParagraph"/>
-      </w:pPr>
-      <w:r>
-        <w:t>module mux_2_to_1_behavioral_</w:t>
-      </w:r>
-      <w:r>
-        <w:t>always</w:t>
-      </w:r>
-      <w:r>
-        <w:t xml:space="preserve"> (</w:t>
-      </w:r>
-    </w:p>
-    <w:p>
-      <w:pPr>
-        <w:pStyle w:val="ListParagraph"/>
-      </w:pPr>
-      <w:r>
-        <w:t xml:space="preserve">    input wire a,</w:t>
-      </w:r>
-    </w:p>
-    <w:p>
-      <w:pPr>
-        <w:pStyle w:val="ListParagraph"/>
-      </w:pPr>
-      <w:r>
-        <w:t xml:space="preserve">    input wire b,</w:t>
-      </w:r>
-    </w:p>
-    <w:p>
-      <w:pPr>
-        <w:pStyle w:val="ListParagraph"/>
-      </w:pPr>
-      <w:r>
-        <w:t xml:space="preserve">    input wire sel,</w:t>
-      </w:r>
-    </w:p>
-    <w:p>
-      <w:pPr>
-        <w:pStyle w:val="ListParagraph"/>
-      </w:pPr>
-      <w:r>
-        <w:lastRenderedPageBreak/>
-        <w:t xml:space="preserve">    output reg y</w:t>
-      </w:r>
-    </w:p>
-    <w:p>
-      <w:pPr>
-        <w:pStyle w:val="ListParagraph"/>
-      </w:pPr>
-      <w:r>
-        <w:t>);</w:t>
-      </w:r>
-    </w:p>
-    <w:p>
-      <w:pPr>
-        <w:pStyle w:val="ListParagraph"/>
-      </w:pPr>
-    </w:p>
-    <w:p>
-      <w:pPr>
-        <w:pStyle w:val="ListParagraph"/>
-      </w:pPr>
-      <w:r>
-        <w:t xml:space="preserve">    always @(a, b, sel) begin</w:t>
-      </w:r>
-    </w:p>
-    <w:p>
-      <w:pPr>
-        <w:pStyle w:val="ListParagraph"/>
-      </w:pPr>
-      <w:r>
-        <w:t xml:space="preserve">        if (sel)</w:t>
-      </w:r>
-    </w:p>
-    <w:p>
-      <w:pPr>
-        <w:pStyle w:val="ListParagraph"/>
-      </w:pPr>
-      <w:r>
-        <w:t xml:space="preserve">            y = a;</w:t>
-      </w:r>
-    </w:p>
-    <w:p>
-      <w:pPr>
-        <w:pStyle w:val="ListParagraph"/>
-      </w:pPr>
-      <w:r>
-        <w:t xml:space="preserve">        else</w:t>
-      </w:r>
-    </w:p>
-    <w:p>
-      <w:pPr>
-        <w:pStyle w:val="ListParagraph"/>
-      </w:pPr>
-      <w:r>
-        <w:t xml:space="preserve">            y = b;</w:t>
-      </w:r>
-    </w:p>
-    <w:p>
-      <w:pPr>
-        <w:pStyle w:val="ListParagraph"/>
-      </w:pPr>
-      <w:r>
-        <w:t xml:space="preserve">    end</w:t>
-      </w:r>
-    </w:p>
-    <w:p>
-      <w:pPr>
-        <w:pStyle w:val="ListParagraph"/>
-      </w:pPr>
-    </w:p>
-    <w:p>
-      <w:pPr>
-        <w:pStyle w:val="ListParagraph"/>
-      </w:pPr>
-      <w:r>
-        <w:t>endmodule</w:t>
-      </w:r>
-    </w:p>
-    <w:p>
-      <w:pPr>
-        <w:pStyle w:val="ListParagraph"/>
-      </w:pPr>
-    </w:p>
-    <w:p>
-      <w:pPr>
-        <w:pStyle w:val="ListParagraph"/>
-        <w:numPr>
-          <w:ilvl w:val="0"/>
-          <w:numId w:val="2"/>
-        </w:numPr>
-      </w:pPr>
-      <w:r>
-        <w:t>Behavioural</w:t>
-      </w:r>
-      <w:r>
-        <w:t xml:space="preserve"> Modeling using if-else statements.</w:t>
-      </w:r>
-    </w:p>
-    <w:p>
-      <w:pPr>
-        <w:pStyle w:val="ListParagraph"/>
-      </w:pPr>
-      <w:r>
-        <w:t>module mux_2_to_1_behavioral_ifelse (</w:t>
-      </w:r>
-    </w:p>
-    <w:p>
-      <w:pPr>
-        <w:pStyle w:val="ListParagraph"/>
-      </w:pPr>
-      <w:r>
-        <w:t xml:space="preserve">    input wire a,</w:t>
-      </w:r>
-    </w:p>
-    <w:p>
-      <w:pPr>
-        <w:pStyle w:val="ListParagraph"/>
-      </w:pPr>
-      <w:r>
-        <w:t xml:space="preserve">    input wire b,</w:t>
-      </w:r>
-    </w:p>
-    <w:p>
-      <w:pPr>
-        <w:pStyle w:val="ListParagraph"/>
-      </w:pPr>
-      <w:r>
-        <w:t xml:space="preserve">    input wire sel,</w:t>
-      </w:r>
-    </w:p>
-    <w:p>
-      <w:pPr>
-        <w:pStyle w:val="ListParagraph"/>
-      </w:pPr>
-      <w:r>
-        <w:t xml:space="preserve">    output reg y</w:t>
-      </w:r>
-    </w:p>
-    <w:p>
-      <w:pPr>
-        <w:pStyle w:val="ListParagraph"/>
-      </w:pPr>
-      <w:r>
-        <w:t>);</w:t>
-      </w:r>
-    </w:p>
-    <w:p>
-      <w:pPr>
-        <w:pStyle w:val="ListParagraph"/>
-      </w:pPr>
-    </w:p>
-    <w:p>
-      <w:pPr>
-        <w:pStyle w:val="ListParagraph"/>
-      </w:pPr>
-      <w:r>
-        <w:t xml:space="preserve">    always @(a, b, sel) begin</w:t>
-      </w:r>
-    </w:p>
-    <w:p>
-      <w:pPr>
-        <w:pStyle w:val="ListParagraph"/>
-      </w:pPr>
-      <w:r>
-        <w:t xml:space="preserve">        if (sel)</w:t>
-      </w:r>
-    </w:p>
-    <w:p>
-      <w:pPr>
-        <w:pStyle w:val="ListParagraph"/>
-      </w:pPr>
-      <w:r>
-        <w:t xml:space="preserve">            y = a;</w:t>
-      </w:r>
-    </w:p>
-    <w:p>
-      <w:pPr>
-        <w:pStyle w:val="ListParagraph"/>
-      </w:pPr>
-      <w:r>
-        <w:t xml:space="preserve">        else</w:t>
-      </w:r>
-    </w:p>
-    <w:p>
-      <w:pPr>
-        <w:pStyle w:val="ListParagraph"/>
-      </w:pPr>
-      <w:r>
-        <w:t xml:space="preserve">            y = b;</w:t>
-      </w:r>
-    </w:p>
-    <w:p>
-      <w:pPr>
-        <w:pStyle w:val="ListParagraph"/>
-      </w:pPr>
-      <w:r>
-        <w:t xml:space="preserve">    end</w:t>
-      </w:r>
-    </w:p>
-    <w:p>
-      <w:pPr>
-        <w:pStyle w:val="ListParagraph"/>
-      </w:pPr>
-    </w:p>
-    <w:p>
-      <w:pPr>
-        <w:pStyle w:val="ListParagraph"/>
-      </w:pPr>
-      <w:r>
-        <w:t>endmodule</w:t>
-      </w:r>
-    </w:p>
-    <w:p>
-      <w:pPr>
-        <w:pStyle w:val="ListParagraph"/>
-      </w:pPr>
-    </w:p>
-    <w:p>
-      <w:pPr>
-        <w:pStyle w:val="ListParagraph"/>
-        <w:numPr>
-          <w:ilvl w:val="0"/>
-          <w:numId w:val="2"/>
-        </w:numPr>
-      </w:pPr>
-      <w:r>
-        <w:t>Behavioural</w:t>
-      </w:r>
-      <w:r>
-        <w:t xml:space="preserve"> Modeling using case statements.</w:t>
-      </w:r>
-    </w:p>
-    <w:p>
-      <w:pPr>
-        <w:pStyle w:val="ListParagraph"/>
-      </w:pPr>
-    </w:p>
-    <w:p>
-      <w:pPr>
-        <w:pStyle w:val="ListParagraph"/>
-      </w:pPr>
-      <w:r>
-        <w:t>module mux_2_to_1_behavioral_case (</w:t>
-      </w:r>
-    </w:p>
-    <w:p>
-      <w:pPr>
-        <w:pStyle w:val="ListParagraph"/>
-      </w:pPr>
-      <w:r>
-        <w:t>    input wire a,</w:t>
-      </w:r>
-    </w:p>
-    <w:p>
-      <w:pPr>
-        <w:pStyle w:val="ListParagraph"/>
-      </w:pPr>
-      <w:r>
-        <w:t>    input wire b,</w:t>
-      </w:r>
-    </w:p>
-    <w:p>
-      <w:pPr>
-        <w:pStyle w:val="ListParagraph"/>
-      </w:pPr>
-      <w:r>
-        <w:t>    input wire sel,</w:t>
-      </w:r>
-    </w:p>
-    <w:p>
-      <w:pPr>
-        <w:pStyle w:val="ListParagraph"/>
-      </w:pPr>
-      <w:r>
-        <w:t>    output reg y</w:t>
-      </w:r>
-    </w:p>
-    <w:p>
-      <w:pPr>
-        <w:pStyle w:val="ListParagraph"/>
-      </w:pPr>
-      <w:r>
-        <w:t>);</w:t>
-      </w:r>
-    </w:p>
-    <w:p>
-      <w:pPr>
-        <w:pStyle w:val="ListParagraph"/>
-      </w:pPr>
-    </w:p>
-    <w:p>
-      <w:pPr>
-        <w:pStyle w:val="ListParagraph"/>
-      </w:pPr>
-      <w:r>
-        <w:t>    always @(*) begin</w:t>
-      </w:r>
-    </w:p>
-    <w:p>
-      <w:pPr>
-        <w:pStyle w:val="ListParagraph"/>
-      </w:pPr>
-      <w:r>
-        <w:t>        case (sel)</w:t>
-      </w:r>
-    </w:p>
-    <w:p>
-      <w:pPr>
-        <w:pStyle w:val="ListParagraph"/>
-      </w:pPr>
-      <w:r>
-        <w:t>            1'b0 : y = a;</w:t>
-      </w:r>
-    </w:p>
-    <w:p>
-      <w:pPr>
-        <w:pStyle w:val="ListParagraph"/>
-      </w:pPr>
-      <w:r>
-        <w:lastRenderedPageBreak/>
-        <w:t>            1'b1 : y = b;</w:t>
-      </w:r>
-    </w:p>
-    <w:p>
-      <w:pPr>
-        <w:pStyle w:val="ListParagraph"/>
-      </w:pPr>
-      <w:r>
-        <w:t xml:space="preserve">        </w:t>
-      </w:r>
-      <w:proofErr w:type="spellStart"/>
-      <w:r>
-        <w:t>endcase</w:t>
-      </w:r>
-      <w:proofErr w:type="spellEnd"/>
-    </w:p>
-    <w:p>
-      <w:pPr>
-        <w:pStyle w:val="ListParagraph"/>
-      </w:pPr>
-      <w:r>
-        <w:t>    end</w:t>
-      </w:r>
-    </w:p>
-    <w:p>
-      <w:pPr>
-        <w:pStyle w:val="ListParagraph"/>
-      </w:pPr>
-    </w:p>
-    <w:p>
-      <w:pPr>
-        <w:pStyle w:val="ListParagraph"/>
-      </w:pPr>
-      <w:r>
-        <w:t>endmodule</w:t>
-      </w:r>
-    </w:p>
-    <w:p>
-      <w:pPr>
-        <w:pStyle w:val="ListParagraph"/>
-      </w:pPr>
-    </w:p>
-    <w:p>
-      <w:pPr>
-        <w:pStyle w:val="ListParagraph"/>
-      </w:pPr>
-    </w:p>
-    <w:p>
-      <w:pPr>
-        <w:pStyle w:val="ListParagraph"/>
-        <w:numPr>
-          <w:ilvl w:val="0"/>
-          <w:numId w:val="2"/>
-        </w:numPr>
-      </w:pPr>
-      <w:r>
-        <w:t>Gate-Level Modeling using logic primitives (and, or, not).</w:t>
-      </w:r>
-    </w:p>
-    <w:p>
-      <w:pPr>
-        <w:pStyle w:val="ListParagraph"/>
-      </w:pPr>
-    </w:p>
-    <w:p>
-      <w:pPr>
-        <w:pStyle w:val="ListParagraph"/>
-      </w:pPr>
-      <w:r>
-        <w:t>module mux_2_to_1_gate_level (</w:t>
-      </w:r>
-    </w:p>
-    <w:p>
-      <w:pPr>
-        <w:pStyle w:val="ListParagraph"/>
-      </w:pPr>
-      <w:r>
-        <w:t>    input wire a,</w:t>
-      </w:r>
-    </w:p>
-    <w:p>
-      <w:pPr>
-        <w:pStyle w:val="ListParagraph"/>
-      </w:pPr>
-      <w:r>
-        <w:t>    input wire b,</w:t>
-      </w:r>
-    </w:p>
-    <w:p>
-      <w:pPr>
-        <w:pStyle w:val="ListParagraph"/>
-      </w:pPr>
-      <w:r>
-        <w:t>    input wire sel,</w:t>
-      </w:r>
-    </w:p>
-    <w:p>
-      <w:pPr>
-        <w:pStyle w:val="ListParagraph"/>
-      </w:pPr>
-      <w:r>
-        <w:t>    output wire y</w:t>
-      </w:r>
-    </w:p>
-    <w:p>
-      <w:pPr>
-        <w:pStyle w:val="ListParagraph"/>
-      </w:pPr>
-      <w:r>
-        <w:t>);</w:t>
-      </w:r>
-    </w:p>
-    <w:p>
-      <w:pPr>
-        <w:pStyle w:val="ListParagraph"/>
-      </w:pPr>
-    </w:p>
-    <w:p>
-      <w:pPr>
-        <w:pStyle w:val="ListParagraph"/>
-      </w:pPr>
-      <w:r>
-        <w:t xml:space="preserve">    wire </w:t>
-      </w:r>
-      <w:proofErr w:type="spellStart"/>
-      <w:r>
-        <w:t>sel_n</w:t>
-      </w:r>
-      <w:proofErr w:type="spellEnd"/>
-      <w:r>
-        <w:t>, y1, y2;</w:t>
-      </w:r>
-    </w:p>
-    <w:p>
-      <w:pPr>
-        <w:pStyle w:val="ListParagraph"/>
-      </w:pPr>
-    </w:p>
-    <w:p>
-      <w:pPr>
-        <w:pStyle w:val="ListParagraph"/>
-      </w:pPr>
-      <w:r>
-        <w:t>    not(</w:t>
-      </w:r>
-      <w:proofErr w:type="spellStart"/>
-      <w:r>
-        <w:t>sel_n</w:t>
-      </w:r>
-      <w:proofErr w:type="spellEnd"/>
-      <w:r>
-        <w:t>, sel);</w:t>
-      </w:r>
-    </w:p>
-    <w:p>
-      <w:pPr>
-        <w:pStyle w:val="ListParagraph"/>
-      </w:pPr>
-      <w:r>
-        <w:t xml:space="preserve">    and(y1, </w:t>
-      </w:r>
-      <w:proofErr w:type="spellStart"/>
-      <w:r>
-        <w:t>sel_n</w:t>
-      </w:r>
-      <w:proofErr w:type="spellEnd"/>
-      <w:r>
-        <w:t>, a);</w:t>
-      </w:r>
-    </w:p>
-    <w:p>
-      <w:pPr>
-        <w:pStyle w:val="ListParagraph"/>
-      </w:pPr>
-      <w:r>
-        <w:t>    and(y2, sel, b);</w:t>
-      </w:r>
-    </w:p>
-    <w:p>
-      <w:pPr>
-        <w:pStyle w:val="ListParagraph"/>
-      </w:pPr>
-      <w:r>
-        <w:t>    or(y, y1, y2);</w:t>
-      </w:r>
-    </w:p>
-    <w:p>
-      <w:pPr>
-        <w:pStyle w:val="ListParagraph"/>
-      </w:pPr>
-    </w:p>
-    <w:p>
-      <w:pPr>
-        <w:pStyle w:val="ListParagraph"/>
-      </w:pPr>
-      <w:r>
-        <w:t>endmodule</w:t>
-      </w:r>
-    </w:p>
-    <w:p/>
-    <w:p/>
-    <w:p/>
-    <w:p/>
-    <w:p/>
-    <w:p/>
-    <w:p/>
-    <w:p/>
-    <w:p/>
-    <w:p/>
-    <w:p/>
-    <w:p>
-      <w:r>
-        <w:lastRenderedPageBreak/>
-        <w:t>Compilation of the Mux related Verilog Files :</w:t>
-      </w:r>
-    </w:p>
-    <w:p/>
+      <w:pPr>
+        <w:rPr>
+          <w:b/>
+          <w:bCs/>
+        </w:rPr>
+      </w:pPr>
+      <w:r>
+        <w:rPr>
+          <w:b/>
+          <w:bCs/>
+        </w:rPr>
+        <w:t xml:space="preserve">From the Testbench driven : </w:t>
+      </w:r>
+    </w:p>
+    <w:p>
+      <w:r>
+        <w:t xml:space="preserve">Every 10ns there is event change in the inputs a and b. The output changes based on the gates and stuff. </w:t>
+      </w:r>
+    </w:p>
     <w:p>
       <w:r>
         <w:drawing>
-          <wp:inline distT="0" distB="0" distL="0" distR="0" wp14:anchorId="2432EB88" wp14:editId="15FD0239">
+          <wp:inline distT="0" distB="0" distL="0" distR="0" wp14:anchorId="30F0D13F" wp14:editId="547A1C35">
             <wp:extent cx="5731510" cy="3220085"/>
             <wp:effectExtent l="0" t="0" r="2540" b="0"/>
-            <wp:docPr id="471434832" name="Picture 1"/>
+            <wp:docPr id="378160157" name="Picture 1"/>
             <wp:cNvGraphicFramePr>
               <a:graphicFrameLocks xmlns:a="http://schemas.openxmlformats.org/drawingml/2006/main" noChangeAspect="1"/>
             </wp:cNvGraphicFramePr>
@@ -2277,7 +1384,7 @@
               <a:graphicData uri="http://schemas.openxmlformats.org/drawingml/2006/picture">
                 <pic:pic xmlns:pic="http://schemas.openxmlformats.org/drawingml/2006/picture">
                   <pic:nvPicPr>
-                    <pic:cNvPr id="471434832" name=""/>
+                    <pic:cNvPr id="378160157" name=""/>
                     <pic:cNvPicPr/>
                   </pic:nvPicPr>
                   <pic:blipFill>
@@ -2302,14 +1409,868 @@
         </w:drawing>
       </w:r>
     </w:p>
+    <w:p>
+      <w:r>
+        <w:lastRenderedPageBreak/>
+        <w:t>Q2. Design a 2:1 Multiplexer using Verilog HDL in different modeling styles.</w:t>
+      </w:r>
+    </w:p>
+    <w:p>
+      <w:pPr>
+        <w:pStyle w:val="ListParagraph"/>
+        <w:numPr>
+          <w:ilvl w:val="0"/>
+          <w:numId w:val="2"/>
+        </w:numPr>
+      </w:pPr>
+      <w:r>
+        <w:t>Dataflow Modeling using continuous assignment (assign) statement.</w:t>
+      </w:r>
+      <w:r>
+        <w:t xml:space="preserve"> </w:t>
+      </w:r>
+    </w:p>
+    <w:p>
+      <w:pPr>
+        <w:pStyle w:val="ListParagraph"/>
+      </w:pPr>
+      <w:r>
+        <w:t>module mux_2_to_1_behavioral (</w:t>
+      </w:r>
+    </w:p>
+    <w:p>
+      <w:pPr>
+        <w:pStyle w:val="ListParagraph"/>
+      </w:pPr>
+      <w:r>
+        <w:t xml:space="preserve">    input wire a,</w:t>
+      </w:r>
+    </w:p>
+    <w:p>
+      <w:pPr>
+        <w:pStyle w:val="ListParagraph"/>
+      </w:pPr>
+      <w:r>
+        <w:t xml:space="preserve">    input wire b,</w:t>
+      </w:r>
+    </w:p>
+    <w:p>
+      <w:pPr>
+        <w:pStyle w:val="ListParagraph"/>
+      </w:pPr>
+      <w:r>
+        <w:t xml:space="preserve">    input wire sel,</w:t>
+      </w:r>
+    </w:p>
+    <w:p>
+      <w:pPr>
+        <w:pStyle w:val="ListParagraph"/>
+      </w:pPr>
+      <w:r>
+        <w:t xml:space="preserve">    output reg y</w:t>
+      </w:r>
+    </w:p>
+    <w:p>
+      <w:pPr>
+        <w:pStyle w:val="ListParagraph"/>
+      </w:pPr>
+      <w:r>
+        <w:t>);</w:t>
+      </w:r>
+    </w:p>
+    <w:p>
+      <w:pPr>
+        <w:pStyle w:val="ListParagraph"/>
+      </w:pPr>
+    </w:p>
+    <w:p>
+      <w:pPr>
+        <w:pStyle w:val="ListParagraph"/>
+      </w:pPr>
+      <w:r>
+        <w:t xml:space="preserve">    always @(sel, a, b) begin</w:t>
+      </w:r>
+    </w:p>
+    <w:p>
+      <w:pPr>
+        <w:pStyle w:val="ListParagraph"/>
+      </w:pPr>
+      <w:r>
+        <w:t xml:space="preserve">        if (sel)</w:t>
+      </w:r>
+    </w:p>
+    <w:p>
+      <w:pPr>
+        <w:pStyle w:val="ListParagraph"/>
+      </w:pPr>
+      <w:r>
+        <w:t xml:space="preserve">            y = a;</w:t>
+      </w:r>
+    </w:p>
+    <w:p>
+      <w:pPr>
+        <w:pStyle w:val="ListParagraph"/>
+      </w:pPr>
+      <w:r>
+        <w:t xml:space="preserve">        else</w:t>
+      </w:r>
+    </w:p>
+    <w:p>
+      <w:pPr>
+        <w:pStyle w:val="ListParagraph"/>
+      </w:pPr>
+      <w:r>
+        <w:t xml:space="preserve">            y = b;</w:t>
+      </w:r>
+    </w:p>
+    <w:p>
+      <w:pPr>
+        <w:pStyle w:val="ListParagraph"/>
+      </w:pPr>
+      <w:r>
+        <w:t xml:space="preserve">    end</w:t>
+      </w:r>
+    </w:p>
+    <w:p>
+      <w:pPr>
+        <w:pStyle w:val="ListParagraph"/>
+      </w:pPr>
+    </w:p>
+    <w:p>
+      <w:pPr>
+        <w:pStyle w:val="ListParagraph"/>
+      </w:pPr>
+      <w:r>
+        <w:t>endmodule</w:t>
+      </w:r>
+    </w:p>
+    <w:p>
+      <w:pPr>
+        <w:pStyle w:val="ListParagraph"/>
+      </w:pPr>
+    </w:p>
+    <w:p>
+      <w:pPr>
+        <w:pStyle w:val="ListParagraph"/>
+        <w:numPr>
+          <w:ilvl w:val="0"/>
+          <w:numId w:val="2"/>
+        </w:numPr>
+      </w:pPr>
+      <w:r>
+        <w:t>Dataflow Modeling using the conditional (?:) operator.</w:t>
+      </w:r>
+    </w:p>
+    <w:p>
+      <w:pPr>
+        <w:pStyle w:val="ListParagraph"/>
+      </w:pPr>
+      <w:r>
+        <w:t>module mux_2_to_1_behavioral (</w:t>
+      </w:r>
+    </w:p>
+    <w:p>
+      <w:pPr>
+        <w:pStyle w:val="ListParagraph"/>
+      </w:pPr>
+      <w:r>
+        <w:t xml:space="preserve">    input wire a,</w:t>
+      </w:r>
+    </w:p>
+    <w:p>
+      <w:pPr>
+        <w:pStyle w:val="ListParagraph"/>
+      </w:pPr>
+      <w:r>
+        <w:t xml:space="preserve">    input wire b,</w:t>
+      </w:r>
+    </w:p>
+    <w:p>
+      <w:pPr>
+        <w:pStyle w:val="ListParagraph"/>
+      </w:pPr>
+      <w:r>
+        <w:t xml:space="preserve">    input wire sel,</w:t>
+      </w:r>
+    </w:p>
+    <w:p>
+      <w:pPr>
+        <w:pStyle w:val="ListParagraph"/>
+      </w:pPr>
+      <w:r>
+        <w:t xml:space="preserve">    output reg y</w:t>
+      </w:r>
+    </w:p>
+    <w:p>
+      <w:pPr>
+        <w:pStyle w:val="ListParagraph"/>
+      </w:pPr>
+      <w:r>
+        <w:t>);</w:t>
+      </w:r>
+    </w:p>
+    <w:p>
+      <w:pPr>
+        <w:pStyle w:val="ListParagraph"/>
+      </w:pPr>
+    </w:p>
+    <w:p>
+      <w:pPr>
+        <w:pStyle w:val="ListParagraph"/>
+      </w:pPr>
+      <w:r>
+        <w:t xml:space="preserve">    always @(sel, a, b) begin</w:t>
+      </w:r>
+    </w:p>
+    <w:p>
+      <w:pPr>
+        <w:pStyle w:val="ListParagraph"/>
+      </w:pPr>
+      <w:r>
+        <w:t xml:space="preserve">        if (sel)</w:t>
+      </w:r>
+    </w:p>
+    <w:p>
+      <w:pPr>
+        <w:pStyle w:val="ListParagraph"/>
+      </w:pPr>
+      <w:r>
+        <w:t xml:space="preserve">            y = a;</w:t>
+      </w:r>
+    </w:p>
+    <w:p>
+      <w:pPr>
+        <w:pStyle w:val="ListParagraph"/>
+      </w:pPr>
+      <w:r>
+        <w:t xml:space="preserve">        else</w:t>
+      </w:r>
+    </w:p>
+    <w:p>
+      <w:pPr>
+        <w:pStyle w:val="ListParagraph"/>
+      </w:pPr>
+      <w:r>
+        <w:t xml:space="preserve">            y = b;</w:t>
+      </w:r>
+    </w:p>
+    <w:p>
+      <w:pPr>
+        <w:pStyle w:val="ListParagraph"/>
+      </w:pPr>
+      <w:r>
+        <w:t xml:space="preserve">    end</w:t>
+      </w:r>
+    </w:p>
+    <w:p>
+      <w:pPr>
+        <w:pStyle w:val="ListParagraph"/>
+      </w:pPr>
+    </w:p>
+    <w:p>
+      <w:pPr>
+        <w:pStyle w:val="ListParagraph"/>
+      </w:pPr>
+      <w:r>
+        <w:t>endmodule</w:t>
+      </w:r>
+    </w:p>
+    <w:p>
+      <w:pPr>
+        <w:pStyle w:val="ListParagraph"/>
+      </w:pPr>
+    </w:p>
+    <w:p>
+      <w:pPr>
+        <w:pStyle w:val="ListParagraph"/>
+        <w:numPr>
+          <w:ilvl w:val="0"/>
+          <w:numId w:val="2"/>
+        </w:numPr>
+      </w:pPr>
+      <w:r>
+        <w:t>Behavioural</w:t>
+      </w:r>
+      <w:r>
+        <w:t xml:space="preserve"> Modeling using always block.</w:t>
+      </w:r>
+    </w:p>
+    <w:p>
+      <w:pPr>
+        <w:pStyle w:val="ListParagraph"/>
+      </w:pPr>
+      <w:r>
+        <w:t>module mux_2_to_1_behavioral_</w:t>
+      </w:r>
+      <w:r>
+        <w:t>always</w:t>
+      </w:r>
+      <w:r>
+        <w:t xml:space="preserve"> (</w:t>
+      </w:r>
+    </w:p>
+    <w:p>
+      <w:pPr>
+        <w:pStyle w:val="ListParagraph"/>
+      </w:pPr>
+      <w:r>
+        <w:t xml:space="preserve">    input wire a,</w:t>
+      </w:r>
+    </w:p>
+    <w:p>
+      <w:pPr>
+        <w:pStyle w:val="ListParagraph"/>
+      </w:pPr>
+      <w:r>
+        <w:t xml:space="preserve">    input wire b,</w:t>
+      </w:r>
+    </w:p>
+    <w:p>
+      <w:pPr>
+        <w:pStyle w:val="ListParagraph"/>
+      </w:pPr>
+      <w:r>
+        <w:t xml:space="preserve">    input wire sel,</w:t>
+      </w:r>
+    </w:p>
+    <w:p>
+      <w:pPr>
+        <w:pStyle w:val="ListParagraph"/>
+      </w:pPr>
+      <w:r>
+        <w:lastRenderedPageBreak/>
+        <w:t xml:space="preserve">    output reg y</w:t>
+      </w:r>
+    </w:p>
+    <w:p>
+      <w:pPr>
+        <w:pStyle w:val="ListParagraph"/>
+      </w:pPr>
+      <w:r>
+        <w:t>);</w:t>
+      </w:r>
+    </w:p>
+    <w:p>
+      <w:pPr>
+        <w:pStyle w:val="ListParagraph"/>
+      </w:pPr>
+    </w:p>
+    <w:p>
+      <w:pPr>
+        <w:pStyle w:val="ListParagraph"/>
+      </w:pPr>
+      <w:r>
+        <w:t xml:space="preserve">    always @(a, b, sel) begin</w:t>
+      </w:r>
+    </w:p>
+    <w:p>
+      <w:pPr>
+        <w:pStyle w:val="ListParagraph"/>
+      </w:pPr>
+      <w:r>
+        <w:t xml:space="preserve">        if (sel)</w:t>
+      </w:r>
+    </w:p>
+    <w:p>
+      <w:pPr>
+        <w:pStyle w:val="ListParagraph"/>
+      </w:pPr>
+      <w:r>
+        <w:t xml:space="preserve">            y = a;</w:t>
+      </w:r>
+    </w:p>
+    <w:p>
+      <w:pPr>
+        <w:pStyle w:val="ListParagraph"/>
+      </w:pPr>
+      <w:r>
+        <w:t xml:space="preserve">        else</w:t>
+      </w:r>
+    </w:p>
+    <w:p>
+      <w:pPr>
+        <w:pStyle w:val="ListParagraph"/>
+      </w:pPr>
+      <w:r>
+        <w:t xml:space="preserve">            y = b;</w:t>
+      </w:r>
+    </w:p>
+    <w:p>
+      <w:pPr>
+        <w:pStyle w:val="ListParagraph"/>
+      </w:pPr>
+      <w:r>
+        <w:t xml:space="preserve">    end</w:t>
+      </w:r>
+    </w:p>
+    <w:p>
+      <w:pPr>
+        <w:pStyle w:val="ListParagraph"/>
+      </w:pPr>
+    </w:p>
+    <w:p>
+      <w:pPr>
+        <w:pStyle w:val="ListParagraph"/>
+      </w:pPr>
+      <w:r>
+        <w:t>endmodule</w:t>
+      </w:r>
+    </w:p>
+    <w:p>
+      <w:pPr>
+        <w:pStyle w:val="ListParagraph"/>
+      </w:pPr>
+    </w:p>
+    <w:p>
+      <w:pPr>
+        <w:pStyle w:val="ListParagraph"/>
+        <w:numPr>
+          <w:ilvl w:val="0"/>
+          <w:numId w:val="2"/>
+        </w:numPr>
+      </w:pPr>
+      <w:r>
+        <w:t>Behavioural</w:t>
+      </w:r>
+      <w:r>
+        <w:t xml:space="preserve"> Modeling using if-else statements.</w:t>
+      </w:r>
+    </w:p>
+    <w:p>
+      <w:pPr>
+        <w:pStyle w:val="ListParagraph"/>
+      </w:pPr>
+      <w:r>
+        <w:t>module mux_2_to_1_behavioral_ifelse (</w:t>
+      </w:r>
+    </w:p>
+    <w:p>
+      <w:pPr>
+        <w:pStyle w:val="ListParagraph"/>
+      </w:pPr>
+      <w:r>
+        <w:t xml:space="preserve">    input wire a,</w:t>
+      </w:r>
+    </w:p>
+    <w:p>
+      <w:pPr>
+        <w:pStyle w:val="ListParagraph"/>
+      </w:pPr>
+      <w:r>
+        <w:t xml:space="preserve">    input wire b,</w:t>
+      </w:r>
+    </w:p>
+    <w:p>
+      <w:pPr>
+        <w:pStyle w:val="ListParagraph"/>
+      </w:pPr>
+      <w:r>
+        <w:t xml:space="preserve">    input wire sel,</w:t>
+      </w:r>
+    </w:p>
+    <w:p>
+      <w:pPr>
+        <w:pStyle w:val="ListParagraph"/>
+      </w:pPr>
+      <w:r>
+        <w:t xml:space="preserve">    output reg y</w:t>
+      </w:r>
+    </w:p>
+    <w:p>
+      <w:pPr>
+        <w:pStyle w:val="ListParagraph"/>
+      </w:pPr>
+      <w:r>
+        <w:t>);</w:t>
+      </w:r>
+    </w:p>
+    <w:p>
+      <w:pPr>
+        <w:pStyle w:val="ListParagraph"/>
+      </w:pPr>
+    </w:p>
+    <w:p>
+      <w:pPr>
+        <w:pStyle w:val="ListParagraph"/>
+      </w:pPr>
+      <w:r>
+        <w:t xml:space="preserve">    always @(a, b, sel) begin</w:t>
+      </w:r>
+    </w:p>
+    <w:p>
+      <w:pPr>
+        <w:pStyle w:val="ListParagraph"/>
+      </w:pPr>
+      <w:r>
+        <w:t xml:space="preserve">        if (sel)</w:t>
+      </w:r>
+    </w:p>
+    <w:p>
+      <w:pPr>
+        <w:pStyle w:val="ListParagraph"/>
+      </w:pPr>
+      <w:r>
+        <w:t xml:space="preserve">            y = a;</w:t>
+      </w:r>
+    </w:p>
+    <w:p>
+      <w:pPr>
+        <w:pStyle w:val="ListParagraph"/>
+      </w:pPr>
+      <w:r>
+        <w:t xml:space="preserve">        else</w:t>
+      </w:r>
+    </w:p>
+    <w:p>
+      <w:pPr>
+        <w:pStyle w:val="ListParagraph"/>
+      </w:pPr>
+      <w:r>
+        <w:t xml:space="preserve">            y = b;</w:t>
+      </w:r>
+    </w:p>
+    <w:p>
+      <w:pPr>
+        <w:pStyle w:val="ListParagraph"/>
+      </w:pPr>
+      <w:r>
+        <w:t xml:space="preserve">    end</w:t>
+      </w:r>
+    </w:p>
+    <w:p>
+      <w:pPr>
+        <w:pStyle w:val="ListParagraph"/>
+      </w:pPr>
+    </w:p>
+    <w:p>
+      <w:pPr>
+        <w:pStyle w:val="ListParagraph"/>
+      </w:pPr>
+      <w:r>
+        <w:t>endmodule</w:t>
+      </w:r>
+    </w:p>
+    <w:p>
+      <w:pPr>
+        <w:pStyle w:val="ListParagraph"/>
+      </w:pPr>
+    </w:p>
+    <w:p>
+      <w:pPr>
+        <w:pStyle w:val="ListParagraph"/>
+        <w:numPr>
+          <w:ilvl w:val="0"/>
+          <w:numId w:val="2"/>
+        </w:numPr>
+      </w:pPr>
+      <w:r>
+        <w:t>Behavioural</w:t>
+      </w:r>
+      <w:r>
+        <w:t xml:space="preserve"> Modeling using case statements.</w:t>
+      </w:r>
+    </w:p>
+    <w:p>
+      <w:pPr>
+        <w:pStyle w:val="ListParagraph"/>
+      </w:pPr>
+    </w:p>
+    <w:p>
+      <w:pPr>
+        <w:pStyle w:val="ListParagraph"/>
+      </w:pPr>
+      <w:r>
+        <w:t>module mux_2_to_1_behavioral_case (</w:t>
+      </w:r>
+    </w:p>
+    <w:p>
+      <w:pPr>
+        <w:pStyle w:val="ListParagraph"/>
+      </w:pPr>
+      <w:r>
+        <w:t>    input wire a,</w:t>
+      </w:r>
+    </w:p>
+    <w:p>
+      <w:pPr>
+        <w:pStyle w:val="ListParagraph"/>
+      </w:pPr>
+      <w:r>
+        <w:t>    input wire b,</w:t>
+      </w:r>
+    </w:p>
+    <w:p>
+      <w:pPr>
+        <w:pStyle w:val="ListParagraph"/>
+      </w:pPr>
+      <w:r>
+        <w:t>    input wire sel,</w:t>
+      </w:r>
+    </w:p>
+    <w:p>
+      <w:pPr>
+        <w:pStyle w:val="ListParagraph"/>
+      </w:pPr>
+      <w:r>
+        <w:t>    output reg y</w:t>
+      </w:r>
+    </w:p>
+    <w:p>
+      <w:pPr>
+        <w:pStyle w:val="ListParagraph"/>
+      </w:pPr>
+      <w:r>
+        <w:t>);</w:t>
+      </w:r>
+    </w:p>
+    <w:p>
+      <w:pPr>
+        <w:pStyle w:val="ListParagraph"/>
+      </w:pPr>
+    </w:p>
+    <w:p>
+      <w:pPr>
+        <w:pStyle w:val="ListParagraph"/>
+      </w:pPr>
+      <w:r>
+        <w:t>    always @(*) begin</w:t>
+      </w:r>
+    </w:p>
+    <w:p>
+      <w:pPr>
+        <w:pStyle w:val="ListParagraph"/>
+      </w:pPr>
+      <w:r>
+        <w:t>        case (sel)</w:t>
+      </w:r>
+    </w:p>
+    <w:p>
+      <w:pPr>
+        <w:pStyle w:val="ListParagraph"/>
+      </w:pPr>
+      <w:r>
+        <w:t>            1'b0 : y = a;</w:t>
+      </w:r>
+    </w:p>
+    <w:p>
+      <w:pPr>
+        <w:pStyle w:val="ListParagraph"/>
+      </w:pPr>
+      <w:r>
+        <w:lastRenderedPageBreak/>
+        <w:t>            1'b1 : y = b;</w:t>
+      </w:r>
+    </w:p>
+    <w:p>
+      <w:pPr>
+        <w:pStyle w:val="ListParagraph"/>
+      </w:pPr>
+      <w:r>
+        <w:t xml:space="preserve">        </w:t>
+      </w:r>
+      <w:proofErr w:type="spellStart"/>
+      <w:r>
+        <w:t>endcase</w:t>
+      </w:r>
+      <w:proofErr w:type="spellEnd"/>
+    </w:p>
+    <w:p>
+      <w:pPr>
+        <w:pStyle w:val="ListParagraph"/>
+      </w:pPr>
+      <w:r>
+        <w:t>    end</w:t>
+      </w:r>
+    </w:p>
+    <w:p>
+      <w:pPr>
+        <w:pStyle w:val="ListParagraph"/>
+      </w:pPr>
+    </w:p>
+    <w:p>
+      <w:pPr>
+        <w:pStyle w:val="ListParagraph"/>
+      </w:pPr>
+      <w:r>
+        <w:t>endmodule</w:t>
+      </w:r>
+    </w:p>
+    <w:p>
+      <w:pPr>
+        <w:pStyle w:val="ListParagraph"/>
+      </w:pPr>
+    </w:p>
+    <w:p>
+      <w:pPr>
+        <w:pStyle w:val="ListParagraph"/>
+      </w:pPr>
+    </w:p>
+    <w:p>
+      <w:pPr>
+        <w:pStyle w:val="ListParagraph"/>
+        <w:numPr>
+          <w:ilvl w:val="0"/>
+          <w:numId w:val="2"/>
+        </w:numPr>
+      </w:pPr>
+      <w:r>
+        <w:t>Gate-Level Modeling using logic primitives (and, or, not).</w:t>
+      </w:r>
+    </w:p>
+    <w:p>
+      <w:pPr>
+        <w:pStyle w:val="ListParagraph"/>
+      </w:pPr>
+    </w:p>
+    <w:p>
+      <w:pPr>
+        <w:pStyle w:val="ListParagraph"/>
+      </w:pPr>
+      <w:r>
+        <w:t>module mux_2_to_1_gate_level (</w:t>
+      </w:r>
+    </w:p>
+    <w:p>
+      <w:pPr>
+        <w:pStyle w:val="ListParagraph"/>
+      </w:pPr>
+      <w:r>
+        <w:t>    input wire a,</w:t>
+      </w:r>
+    </w:p>
+    <w:p>
+      <w:pPr>
+        <w:pStyle w:val="ListParagraph"/>
+      </w:pPr>
+      <w:r>
+        <w:t>    input wire b,</w:t>
+      </w:r>
+    </w:p>
+    <w:p>
+      <w:pPr>
+        <w:pStyle w:val="ListParagraph"/>
+      </w:pPr>
+      <w:r>
+        <w:t>    input wire sel,</w:t>
+      </w:r>
+    </w:p>
+    <w:p>
+      <w:pPr>
+        <w:pStyle w:val="ListParagraph"/>
+      </w:pPr>
+      <w:r>
+        <w:t>    output wire y</w:t>
+      </w:r>
+    </w:p>
+    <w:p>
+      <w:pPr>
+        <w:pStyle w:val="ListParagraph"/>
+      </w:pPr>
+      <w:r>
+        <w:t>);</w:t>
+      </w:r>
+    </w:p>
+    <w:p>
+      <w:pPr>
+        <w:pStyle w:val="ListParagraph"/>
+      </w:pPr>
+    </w:p>
+    <w:p>
+      <w:pPr>
+        <w:pStyle w:val="ListParagraph"/>
+      </w:pPr>
+      <w:r>
+        <w:t xml:space="preserve">    wire </w:t>
+      </w:r>
+      <w:proofErr w:type="spellStart"/>
+      <w:r>
+        <w:t>sel_n</w:t>
+      </w:r>
+      <w:proofErr w:type="spellEnd"/>
+      <w:r>
+        <w:t>, y1, y2;</w:t>
+      </w:r>
+    </w:p>
+    <w:p>
+      <w:pPr>
+        <w:pStyle w:val="ListParagraph"/>
+      </w:pPr>
+    </w:p>
+    <w:p>
+      <w:pPr>
+        <w:pStyle w:val="ListParagraph"/>
+      </w:pPr>
+      <w:r>
+        <w:t>    not(</w:t>
+      </w:r>
+      <w:proofErr w:type="spellStart"/>
+      <w:r>
+        <w:t>sel_n</w:t>
+      </w:r>
+      <w:proofErr w:type="spellEnd"/>
+      <w:r>
+        <w:t>, sel);</w:t>
+      </w:r>
+    </w:p>
+    <w:p>
+      <w:pPr>
+        <w:pStyle w:val="ListParagraph"/>
+      </w:pPr>
+      <w:r>
+        <w:t xml:space="preserve">    and(y1, </w:t>
+      </w:r>
+      <w:proofErr w:type="spellStart"/>
+      <w:r>
+        <w:t>sel_n</w:t>
+      </w:r>
+      <w:proofErr w:type="spellEnd"/>
+      <w:r>
+        <w:t>, a);</w:t>
+      </w:r>
+    </w:p>
+    <w:p>
+      <w:pPr>
+        <w:pStyle w:val="ListParagraph"/>
+      </w:pPr>
+      <w:r>
+        <w:t>    and(y2, sel, b);</w:t>
+      </w:r>
+    </w:p>
+    <w:p>
+      <w:pPr>
+        <w:pStyle w:val="ListParagraph"/>
+      </w:pPr>
+      <w:r>
+        <w:t>    or(y, y1, y2);</w:t>
+      </w:r>
+    </w:p>
+    <w:p>
+      <w:pPr>
+        <w:pStyle w:val="ListParagraph"/>
+      </w:pPr>
+    </w:p>
+    <w:p>
+      <w:pPr>
+        <w:pStyle w:val="ListParagraph"/>
+      </w:pPr>
+      <w:r>
+        <w:t>endmodule</w:t>
+      </w:r>
+    </w:p>
     <w:p/>
     <w:p>
       <w:r>
+        <w:t>Compilation of the Mux related Verilog Files :</w:t>
+      </w:r>
+    </w:p>
+    <w:p>
+      <w:r>
+        <w:lastRenderedPageBreak/>
         <w:drawing>
-          <wp:inline distT="0" distB="0" distL="0" distR="0" wp14:anchorId="55D4B77E" wp14:editId="1B4BB6A3">
+          <wp:inline distT="0" distB="0" distL="0" distR="0" wp14:anchorId="2432EB88" wp14:editId="15FD0239">
             <wp:extent cx="5731510" cy="3220085"/>
             <wp:effectExtent l="0" t="0" r="2540" b="0"/>
-            <wp:docPr id="334120111" name="Picture 1"/>
+            <wp:docPr id="471434832" name="Picture 1"/>
             <wp:cNvGraphicFramePr>
               <a:graphicFrameLocks xmlns:a="http://schemas.openxmlformats.org/drawingml/2006/main" noChangeAspect="1"/>
             </wp:cNvGraphicFramePr>
@@ -2317,7 +2278,7 @@
               <a:graphicData uri="http://schemas.openxmlformats.org/drawingml/2006/picture">
                 <pic:pic xmlns:pic="http://schemas.openxmlformats.org/drawingml/2006/picture">
                   <pic:nvPicPr>
-                    <pic:cNvPr id="334120111" name=""/>
+                    <pic:cNvPr id="471434832" name=""/>
                     <pic:cNvPicPr/>
                   </pic:nvPicPr>
                   <pic:blipFill>
@@ -2343,16 +2304,60 @@
       </w:r>
     </w:p>
     <w:p/>
+    <w:p>
+      <w:r>
+        <w:drawing>
+          <wp:inline distT="0" distB="0" distL="0" distR="0" wp14:anchorId="55D4B77E" wp14:editId="1B4BB6A3">
+            <wp:extent cx="5731510" cy="3220085"/>
+            <wp:effectExtent l="0" t="0" r="2540" b="0"/>
+            <wp:docPr id="334120111" name="Picture 1"/>
+            <wp:cNvGraphicFramePr>
+              <a:graphicFrameLocks xmlns:a="http://schemas.openxmlformats.org/drawingml/2006/main" noChangeAspect="1"/>
+            </wp:cNvGraphicFramePr>
+            <a:graphic xmlns:a="http://schemas.openxmlformats.org/drawingml/2006/main">
+              <a:graphicData uri="http://schemas.openxmlformats.org/drawingml/2006/picture">
+                <pic:pic xmlns:pic="http://schemas.openxmlformats.org/drawingml/2006/picture">
+                  <pic:nvPicPr>
+                    <pic:cNvPr id="334120111" name=""/>
+                    <pic:cNvPicPr/>
+                  </pic:nvPicPr>
+                  <pic:blipFill>
+                    <a:blip r:embed="rId9"/>
+                    <a:stretch>
+                      <a:fillRect/>
+                    </a:stretch>
+                  </pic:blipFill>
+                  <pic:spPr>
+                    <a:xfrm>
+                      <a:off x="0" y="0"/>
+                      <a:ext cx="5731510" cy="3220085"/>
+                    </a:xfrm>
+                    <a:prstGeom prst="rect">
+                      <a:avLst/>
+                    </a:prstGeom>
+                  </pic:spPr>
+                </pic:pic>
+              </a:graphicData>
+            </a:graphic>
+          </wp:inline>
+        </w:drawing>
+      </w:r>
+    </w:p>
     <w:p/>
     <w:p/>
     <w:p/>
     <w:p/>
-    <w:p>
-      <w:r>
-        <w:t xml:space="preserve">The VCD dumps of the Mux related ones : </w:t>
-      </w:r>
-    </w:p>
     <w:p/>
+    <w:p/>
+    <w:p>
+      <w:r>
+        <w:lastRenderedPageBreak/>
+        <w:t>The VCD dumps of the Mux related ones</w:t>
+      </w:r>
+      <w:r>
+        <w:t xml:space="preserve">. All the VCD dump are same. </w:t>
+      </w:r>
+    </w:p>
     <w:p>
       <w:r>
         <w:drawing>
@@ -2371,7 +2376,7 @@
                     <pic:cNvPicPr/>
                   </pic:nvPicPr>
                   <pic:blipFill>
-                    <a:blip r:embed="rId9"/>
+                    <a:blip r:embed="rId10"/>
                     <a:stretch>
                       <a:fillRect/>
                     </a:stretch>
@@ -2392,6 +2397,7 @@
         </w:drawing>
       </w:r>
     </w:p>
+    <w:p/>
     <w:p/>
     <w:p/>
     <w:sectPr>
@@ -2496,9 +2502,9 @@
     </w:lvl>
   </w:abstractNum>
   <w:abstractNum w:abstractNumId="1" w15:restartNumberingAfterBreak="0">
-    <w:nsid w:val="79447892"/>
+    <w:nsid w:val="1AE7488D"/>
     <w:multiLevelType w:val="hybridMultilevel"/>
-    <w:tmpl w:val="D7FA338A"/>
+    <w:tmpl w:val="81D44968"/>
     <w:lvl w:ilvl="0" w:tplc="4009000F">
       <w:start w:val="1"/>
       <w:numFmt w:val="decimal"/>
@@ -2584,11 +2590,103 @@
       </w:pPr>
     </w:lvl>
   </w:abstractNum>
+  <w:abstractNum w:abstractNumId="2" w15:restartNumberingAfterBreak="0">
+    <w:nsid w:val="79447892"/>
+    <w:multiLevelType w:val="hybridMultilevel"/>
+    <w:tmpl w:val="96441B3C"/>
+    <w:lvl w:ilvl="0" w:tplc="4009000F">
+      <w:start w:val="1"/>
+      <w:numFmt w:val="decimal"/>
+      <w:lvlText w:val="%1."/>
+      <w:lvlJc w:val="left"/>
+      <w:pPr>
+        <w:ind w:left="720" w:hanging="360"/>
+      </w:pPr>
+      <w:rPr>
+        <w:rFonts w:hint="default"/>
+      </w:rPr>
+    </w:lvl>
+    <w:lvl w:ilvl="1" w:tplc="40090019" w:tentative="1">
+      <w:start w:val="1"/>
+      <w:numFmt w:val="lowerLetter"/>
+      <w:lvlText w:val="%2."/>
+      <w:lvlJc w:val="left"/>
+      <w:pPr>
+        <w:ind w:left="1440" w:hanging="360"/>
+      </w:pPr>
+    </w:lvl>
+    <w:lvl w:ilvl="2" w:tplc="4009001B" w:tentative="1">
+      <w:start w:val="1"/>
+      <w:numFmt w:val="lowerRoman"/>
+      <w:lvlText w:val="%3."/>
+      <w:lvlJc w:val="right"/>
+      <w:pPr>
+        <w:ind w:left="2160" w:hanging="180"/>
+      </w:pPr>
+    </w:lvl>
+    <w:lvl w:ilvl="3" w:tplc="4009000F" w:tentative="1">
+      <w:start w:val="1"/>
+      <w:numFmt w:val="decimal"/>
+      <w:lvlText w:val="%4."/>
+      <w:lvlJc w:val="left"/>
+      <w:pPr>
+        <w:ind w:left="2880" w:hanging="360"/>
+      </w:pPr>
+    </w:lvl>
+    <w:lvl w:ilvl="4" w:tplc="40090019" w:tentative="1">
+      <w:start w:val="1"/>
+      <w:numFmt w:val="lowerLetter"/>
+      <w:lvlText w:val="%5."/>
+      <w:lvlJc w:val="left"/>
+      <w:pPr>
+        <w:ind w:left="3600" w:hanging="360"/>
+      </w:pPr>
+    </w:lvl>
+    <w:lvl w:ilvl="5" w:tplc="4009001B" w:tentative="1">
+      <w:start w:val="1"/>
+      <w:numFmt w:val="lowerRoman"/>
+      <w:lvlText w:val="%6."/>
+      <w:lvlJc w:val="right"/>
+      <w:pPr>
+        <w:ind w:left="4320" w:hanging="180"/>
+      </w:pPr>
+    </w:lvl>
+    <w:lvl w:ilvl="6" w:tplc="4009000F" w:tentative="1">
+      <w:start w:val="1"/>
+      <w:numFmt w:val="decimal"/>
+      <w:lvlText w:val="%7."/>
+      <w:lvlJc w:val="left"/>
+      <w:pPr>
+        <w:ind w:left="5040" w:hanging="360"/>
+      </w:pPr>
+    </w:lvl>
+    <w:lvl w:ilvl="7" w:tplc="40090019" w:tentative="1">
+      <w:start w:val="1"/>
+      <w:numFmt w:val="lowerLetter"/>
+      <w:lvlText w:val="%8."/>
+      <w:lvlJc w:val="left"/>
+      <w:pPr>
+        <w:ind w:left="5760" w:hanging="360"/>
+      </w:pPr>
+    </w:lvl>
+    <w:lvl w:ilvl="8" w:tplc="4009001B" w:tentative="1">
+      <w:start w:val="1"/>
+      <w:numFmt w:val="lowerRoman"/>
+      <w:lvlText w:val="%9."/>
+      <w:lvlJc w:val="right"/>
+      <w:pPr>
+        <w:ind w:left="6480" w:hanging="180"/>
+      </w:pPr>
+    </w:lvl>
+  </w:abstractNum>
   <w:num w:numId="1" w16cid:durableId="1614744098">
-    <w:abstractNumId w:val="1"/>
+    <w:abstractNumId w:val="2"/>
   </w:num>
   <w:num w:numId="2" w16cid:durableId="116728775">
     <w:abstractNumId w:val="0"/>
+  </w:num>
+  <w:num w:numId="3" w16cid:durableId="619919595">
+    <w:abstractNumId w:val="1"/>
   </w:num>
 </w:numbering>
 </file>
@@ -3509,6 +3607,29 @@
       <w:spacing w:val="5"/>
     </w:rPr>
   </w:style>
+  <w:style w:type="character" w:styleId="Hyperlink">
+    <w:name w:val="Hyperlink"/>
+    <w:basedOn w:val="DefaultParagraphFont"/>
+    <w:uiPriority w:val="99"/>
+    <w:unhideWhenUsed/>
+    <w:rsid w:val="00BF35AB"/>
+    <w:rPr>
+      <w:color w:val="0563C1" w:themeColor="hyperlink"/>
+      <w:u w:val="single"/>
+    </w:rPr>
+  </w:style>
+  <w:style w:type="character" w:styleId="UnresolvedMention">
+    <w:name w:val="Unresolved Mention"/>
+    <w:basedOn w:val="DefaultParagraphFont"/>
+    <w:uiPriority w:val="99"/>
+    <w:semiHidden/>
+    <w:unhideWhenUsed/>
+    <w:rsid w:val="00BF35AB"/>
+    <w:rPr>
+      <w:color w:val="605E5C"/>
+      <w:shd w:val="clear" w:color="auto" w:fill="E1DFDD"/>
+    </w:rPr>
+  </w:style>
 </w:styles>
 </file>
 
